--- a/content/w91.docx
+++ b/content/w91.docx
@@ -7,7 +7,7 @@
         <w:pStyle w:val="Title"/>
       </w:pPr>
       <w:r>
-        <w:t xml:space="preserve">Placeholder - Check Back Later</w:t>
+        <w:t xml:space="preserve">9.1 - Foreign Policy</w:t>
       </w:r>
     </w:p>
     <w:p>

--- a/content/w91.docx
+++ b/content/w91.docx
@@ -34,13 +34,13 @@
         <w:t xml:space="preserve">S2026</w:t>
       </w:r>
     </w:p>
-    <w:bookmarkStart w:id="20" w:name="debate"/>
+    <w:bookmarkStart w:id="20" w:name="reorienting-and-taking-stock"/>
     <w:p>
       <w:pPr>
         <w:pStyle w:val="Heading4"/>
       </w:pPr>
       <w:r>
-        <w:t xml:space="preserve">⚖️ Debate!</w:t>
+        <w:t xml:space="preserve">🧭 Reorienting and Taking Stock</w:t>
       </w:r>
     </w:p>
     <w:p>
@@ -52,11 +52,77 @@
         </w:numPr>
       </w:pPr>
       <w:r>
+        <w:t xml:space="preserve">We are halfway through the class!</w:t>
+      </w:r>
+    </w:p>
+    <w:p>
+      <w:pPr>
+        <w:pStyle w:val="Compact"/>
+        <w:numPr>
+          <w:ilvl w:val="0"/>
+          <w:numId w:val="1001"/>
+        </w:numPr>
+      </w:pPr>
+      <w:r>
+        <w:t xml:space="preserve">Today, we’ll talk about geopolitics and foreign policy, but also recenter ourselves after the first half of the course (and after the week off).</w:t>
+      </w:r>
+    </w:p>
+    <w:p>
+      <w:pPr>
+        <w:pStyle w:val="Compact"/>
+        <w:numPr>
+          <w:ilvl w:val="0"/>
+          <w:numId w:val="1001"/>
+        </w:numPr>
+      </w:pPr>
+      <w:r>
+        <w:t xml:space="preserve">Where have we been, and what have we learned?</w:t>
+      </w:r>
+      <w:r>
+        <w:br/>
+      </w:r>
+    </w:p>
+    <w:p>
+      <w:pPr>
+        <w:pStyle w:val="Compact"/>
+        <w:numPr>
+          <w:ilvl w:val="0"/>
+          <w:numId w:val="1001"/>
+        </w:numPr>
+      </w:pPr>
+      <w:r>
+        <w:t xml:space="preserve">As we make our transition from talking about the philosophy, technology, and development of AI to talking about implications and impacts, what has been surprising?</w:t>
+      </w:r>
+      <w:r>
+        <w:br/>
+      </w:r>
+    </w:p>
+    <w:p>
+      <w:pPr>
+        <w:pStyle w:val="Compact"/>
+        <w:numPr>
+          <w:ilvl w:val="0"/>
+          <w:numId w:val="1001"/>
+        </w:numPr>
+      </w:pPr>
+      <w:r>
+        <w:t xml:space="preserve">Where do we</w:t>
+      </w:r>
+      <w:r>
+        <w:t xml:space="preserve"> </w:t>
+      </w:r>
+      <w:r>
         <w:rPr>
           <w:i/>
           <w:iCs/>
         </w:rPr>
-        <w:t xml:space="preserve">test</w:t>
+        <w:t xml:space="preserve">most</w:t>
+      </w:r>
+      <w:r>
+        <w:t xml:space="preserve"> </w:t>
+      </w:r>
+      <w:r>
+        <w:t xml:space="preserve">need policy, and what areas of AI most call out for intervention or support?</w:t>
       </w:r>
     </w:p>
     <w:bookmarkEnd w:id="20"/>
@@ -66,7 +132,7 @@
         <w:pStyle w:val="Heading4"/>
       </w:pPr>
       <w:r>
-        <w:t xml:space="preserve">🧠 Think:</w:t>
+        <w:t xml:space="preserve">🧠 Think</w:t>
       </w:r>
     </w:p>
     <w:p>
@@ -78,11 +144,7 @@
         </w:numPr>
       </w:pPr>
       <w:r>
-        <w:rPr>
-          <w:i/>
-          <w:iCs/>
-        </w:rPr>
-        <w:t xml:space="preserve">test</w:t>
+        <w:t xml:space="preserve">TBD</w:t>
       </w:r>
     </w:p>
     <w:bookmarkEnd w:id="21"/>
@@ -92,7 +154,7 @@
         <w:pStyle w:val="Heading4"/>
       </w:pPr>
       <w:r>
-        <w:t xml:space="preserve">📖 Read:</w:t>
+        <w:t xml:space="preserve">📖 Read</w:t>
       </w:r>
     </w:p>
     <w:p>
@@ -104,297 +166,10 @@
         </w:numPr>
       </w:pPr>
       <w:r>
-        <w:t xml:space="preserve">test</w:t>
+        <w:t xml:space="preserve">TBD</w:t>
       </w:r>
     </w:p>
     <w:bookmarkEnd w:id="22"/>
-    <w:bookmarkStart w:id="23" w:name="listen"/>
-    <w:p>
-      <w:pPr>
-        <w:pStyle w:val="Heading4"/>
-      </w:pPr>
-      <w:r>
-        <w:t xml:space="preserve">🎧 Listen:</w:t>
-      </w:r>
-    </w:p>
-    <w:p>
-      <w:pPr>
-        <w:pStyle w:val="Compact"/>
-        <w:numPr>
-          <w:ilvl w:val="0"/>
-          <w:numId w:val="1004"/>
-        </w:numPr>
-      </w:pPr>
-      <w:r>
-        <w:t xml:space="preserve">test</w:t>
-      </w:r>
-    </w:p>
-    <w:bookmarkEnd w:id="23"/>
-    <w:bookmarkStart w:id="24" w:name="watch"/>
-    <w:p>
-      <w:pPr>
-        <w:pStyle w:val="Heading4"/>
-      </w:pPr>
-      <w:r>
-        <w:t xml:space="preserve">📺 Watch:</w:t>
-      </w:r>
-    </w:p>
-    <w:p>
-      <w:pPr>
-        <w:pStyle w:val="Compact"/>
-        <w:numPr>
-          <w:ilvl w:val="0"/>
-          <w:numId w:val="1005"/>
-        </w:numPr>
-      </w:pPr>
-      <w:r>
-        <w:t xml:space="preserve">test</w:t>
-      </w:r>
-    </w:p>
-    <w:bookmarkEnd w:id="24"/>
-    <w:bookmarkStart w:id="25" w:name="browse"/>
-    <w:p>
-      <w:pPr>
-        <w:pStyle w:val="Heading4"/>
-      </w:pPr>
-      <w:r>
-        <w:t xml:space="preserve">🌐 Browse:</w:t>
-      </w:r>
-    </w:p>
-    <w:p>
-      <w:pPr>
-        <w:pStyle w:val="Compact"/>
-        <w:numPr>
-          <w:ilvl w:val="0"/>
-          <w:numId w:val="1006"/>
-        </w:numPr>
-      </w:pPr>
-      <w:r>
-        <w:t xml:space="preserve">test</w:t>
-      </w:r>
-    </w:p>
-    <w:bookmarkEnd w:id="25"/>
-    <w:bookmarkStart w:id="26" w:name="additional-resources"/>
-    <w:p>
-      <w:pPr>
-        <w:pStyle w:val="Heading4"/>
-      </w:pPr>
-      <w:r>
-        <w:t xml:space="preserve">📚 Additional Resources:</w:t>
-      </w:r>
-    </w:p>
-    <w:p>
-      <w:pPr>
-        <w:pStyle w:val="Compact"/>
-        <w:numPr>
-          <w:ilvl w:val="0"/>
-          <w:numId w:val="1007"/>
-        </w:numPr>
-      </w:pPr>
-      <w:r>
-        <w:t xml:space="preserve">test</w:t>
-      </w:r>
-    </w:p>
-    <w:bookmarkEnd w:id="26"/>
-    <w:bookmarkStart w:id="30" w:name="submit"/>
-    <w:p>
-      <w:pPr>
-        <w:pStyle w:val="Heading4"/>
-      </w:pPr>
-      <w:r>
-        <w:t xml:space="preserve">📝 Submit:</w:t>
-      </w:r>
-    </w:p>
-    <w:p>
-      <w:pPr>
-        <w:pStyle w:val="Compact"/>
-        <w:numPr>
-          <w:ilvl w:val="0"/>
-          <w:numId w:val="1008"/>
-        </w:numPr>
-      </w:pPr>
-      <w:r>
-        <w:t xml:space="preserve">Discussion question to course chat</w:t>
-      </w:r>
-    </w:p>
-    <w:tbl>
-      <w:tblPr>
-        <w:tblStyle w:val="Table"/>
-        <w:tblLook w:firstRow="0" w:lastRow="0" w:firstColumn="0" w:lastColumn="0" w:noHBand="0" w:noVBand="0" w:val="0000"/>
-        <w:tblBorders>
-          <w:top w:val="single" w:sz="4" w:space="0" w:color="00A047"/>
-          <w:left w:val="single" w:sz="24" w:space="0" w:color="00A047"/>
-          <w:bottom w:val="single" w:sz="4" w:space="0" w:color="00A047"/>
-          <w:right w:val="single" w:sz="4" w:space="0" w:color="00A047"/>
-        </w:tblBorders>
-        <w:tblCellMar>
-          <w:left w:w="144" w:type="dxa"/>
-          <w:right w:w="144" w:type="dxa"/>
-        </w:tblCellMar>
-        <w:tblLook w:firstRow="0" w:lastRow="0" w:firstColumn="0" w:lastColumn="0" w:noHBand="0" w:noVBand="0" w:val="0000"/>
-      </w:tblPr>
-      <w:tr>
-        <w:trPr>
-          <w:cantSplit/>
-        </w:trPr>
-        <w:tc>
-          <w:tcPr>
-            <w:shd w:color="auto" w:fill="ccf1e3" w:val="clear"/>
-            <w:tcMar>
-              <w:top w:w="92" w:type="dxa"/>
-              <w:bottom w:w="92" w:type="dxa"/>
-            </w:tcMar>
-          </w:tcPr>
-          <w:p>
-            <w:pPr>
-              <w:pStyle w:val="FirstParagraph"/>
-            </w:pPr>
-            <w:pPr>
-              <w:spacing w:before="0" w:after="0"/>
-              <w:textAlignment w:val="center"/>
-            </w:pPr>
-            <w:r>
-              <w:drawing>
-                <wp:inline>
-                  <wp:extent cx="152400" cy="152400"/>
-                  <wp:effectExtent b="0" l="0" r="0" t="0"/>
-                  <wp:docPr descr="" title="" id="28" name="Picture"/>
-                  <a:graphic>
-                    <a:graphicData uri="http://schemas.openxmlformats.org/drawingml/2006/picture">
-                      <pic:pic>
-                        <pic:nvPicPr>
-                          <pic:cNvPr descr="/opt/quarto/share/formats/docx/tip.png" id="29" name="Picture"/>
-                          <pic:cNvPicPr>
-                            <a:picLocks noChangeArrowheads="1" noChangeAspect="1"/>
-                          </pic:cNvPicPr>
-                        </pic:nvPicPr>
-                        <pic:blipFill>
-                          <a:blip r:embed="rId27"/>
-                          <a:stretch>
-                            <a:fillRect/>
-                          </a:stretch>
-                        </pic:blipFill>
-                        <pic:spPr bwMode="auto">
-                          <a:xfrm>
-                            <a:off x="0" y="0"/>
-                            <a:ext cx="152400" cy="152400"/>
-                          </a:xfrm>
-                          <a:prstGeom prst="rect">
-                            <a:avLst/>
-                          </a:prstGeom>
-                          <a:noFill/>
-                          <a:ln w="9525">
-                            <a:noFill/>
-                            <a:headEnd/>
-                            <a:tailEnd/>
-                          </a:ln>
-                        </pic:spPr>
-                      </pic:pic>
-                    </a:graphicData>
-                  </a:graphic>
-                </wp:inline>
-              </w:drawing>
-            </w:r>
-            <w:r>
-              <w:t xml:space="preserve"> </w:t>
-            </w:r>
-            <w:r>
-              <w:t xml:space="preserve"> </w:t>
-            </w:r>
-            <w:r>
-              <w:t xml:space="preserve">Tip</w:t>
-            </w:r>
-          </w:p>
-        </w:tc>
-      </w:tr>
-      <w:tr>
-        <w:trPr>
-          <w:cantSplit/>
-        </w:trPr>
-        <w:tc>
-          <w:tcPr>
-            <w:tcMar>
-              <w:top w:w="108" w:type="dxa"/>
-              <w:bottom w:w="108" w:type="dxa"/>
-            </w:tcMar>
-          </w:tcPr>
-          <w:p>
-            <w:pPr>
-              <w:pStyle w:val="Compact"/>
-              <w:numPr>
-                <w:ilvl w:val="0"/>
-                <w:numId w:val="1009"/>
-              </w:numPr>
-            </w:pPr>
-            <w:r>
-              <w:t xml:space="preserve">“📖 Read”</w:t>
-            </w:r>
-            <w:r>
-              <w:t xml:space="preserve">,</w:t>
-            </w:r>
-            <w:r>
-              <w:t xml:space="preserve"> </w:t>
-            </w:r>
-            <w:r>
-              <w:t xml:space="preserve">“🎧 Listen”</w:t>
-            </w:r>
-            <w:r>
-              <w:t xml:space="preserve">, and/or</w:t>
-            </w:r>
-            <w:r>
-              <w:t xml:space="preserve"> </w:t>
-            </w:r>
-            <w:r>
-              <w:t xml:space="preserve">“📺 Watch”</w:t>
-            </w:r>
-            <w:r>
-              <w:t xml:space="preserve"> </w:t>
-            </w:r>
-            <w:r>
-              <w:t xml:space="preserve">items are required content for the day, and should be read/heard/watched before class on that day.</w:t>
-            </w:r>
-          </w:p>
-          <w:p>
-            <w:pPr>
-              <w:pStyle w:val="Compact"/>
-              <w:numPr>
-                <w:ilvl w:val="0"/>
-                <w:numId w:val="1009"/>
-              </w:numPr>
-            </w:pPr>
-            <w:r>
-              <w:t xml:space="preserve">“🌐 Browse”</w:t>
-            </w:r>
-            <w:r>
-              <w:t xml:space="preserve"> </w:t>
-            </w:r>
-            <w:r>
-              <w:t xml:space="preserve">items should be briefly looked at but do not need to be read deeply unless you want to</w:t>
-            </w:r>
-          </w:p>
-          <w:p>
-            <w:pPr>
-              <w:pStyle w:val="Compact"/>
-              <w:numPr>
-                <w:ilvl w:val="0"/>
-                <w:numId w:val="1009"/>
-              </w:numPr>
-            </w:pPr>
-            <w:r>
-              <w:t xml:space="preserve">“📚 Additional Resources”</w:t>
-            </w:r>
-            <w:r>
-              <w:t xml:space="preserve"> </w:t>
-            </w:r>
-            <w:r>
-              <w:t xml:space="preserve">do not need to be looked at; they are there to serve, if useful, as further references for your debates, final projects, and general edification later.</w:t>
-            </w:r>
-          </w:p>
-          <w:p/>
-        </w:tc>
-      </w:tr>
-    </w:tbl>
-    <w:bookmarkEnd w:id="30"/>
     <w:sectPr>
       <w:footnotePr>
         <w:numRestart w:val="eachSect"/>
@@ -618,24 +393,6 @@
     <w:abstractNumId w:val="991"/>
   </w:num>
   <w:num w:numId="1003">
-    <w:abstractNumId w:val="991"/>
-  </w:num>
-  <w:num w:numId="1004">
-    <w:abstractNumId w:val="991"/>
-  </w:num>
-  <w:num w:numId="1005">
-    <w:abstractNumId w:val="991"/>
-  </w:num>
-  <w:num w:numId="1006">
-    <w:abstractNumId w:val="991"/>
-  </w:num>
-  <w:num w:numId="1007">
-    <w:abstractNumId w:val="991"/>
-  </w:num>
-  <w:num w:numId="1008">
-    <w:abstractNumId w:val="991"/>
-  </w:num>
-  <w:num w:numId="1009">
     <w:abstractNumId w:val="991"/>
   </w:num>
 </w:numbering>

--- a/content/w91.docx
+++ b/content/w91.docx
@@ -144,11 +144,59 @@
         </w:numPr>
       </w:pPr>
       <w:r>
-        <w:t xml:space="preserve">TBD</w:t>
+        <w:rPr>
+          <w:i/>
+          <w:iCs/>
+        </w:rPr>
+        <w:t xml:space="preserve">What is AI’s role in national defense and security?</w:t>
+      </w:r>
+    </w:p>
+    <w:p>
+      <w:pPr>
+        <w:pStyle w:val="Compact"/>
+        <w:numPr>
+          <w:ilvl w:val="0"/>
+          <w:numId w:val="1002"/>
+        </w:numPr>
+      </w:pPr>
+      <w:r>
+        <w:rPr>
+          <w:i/>
+          <w:iCs/>
+        </w:rPr>
+        <w:t xml:space="preserve">What responsibility do AI firms have to their</w:t>
+      </w:r>
+      <w:r>
+        <w:rPr>
+          <w:i/>
+          <w:iCs/>
+        </w:rPr>
+        <w:t xml:space="preserve"> </w:t>
+      </w:r>
+      <w:r>
+        <w:rPr>
+          <w:i/>
+          <w:iCs/>
+        </w:rPr>
+        <w:t xml:space="preserve">“home”</w:t>
+      </w:r>
+      <w:r>
+        <w:rPr>
+          <w:i/>
+          <w:iCs/>
+        </w:rPr>
+        <w:t xml:space="preserve"> </w:t>
+      </w:r>
+      <w:r>
+        <w:rPr>
+          <w:i/>
+          <w:iCs/>
+        </w:rPr>
+        <w:t xml:space="preserve">countries? Are they like defense contractors? Should the government have a special role in controlling AI technology and approving AI military technology sales?</w:t>
       </w:r>
     </w:p>
     <w:bookmarkEnd w:id="21"/>
-    <w:bookmarkStart w:id="22" w:name="read"/>
+    <w:bookmarkStart w:id="23" w:name="read"/>
     <w:p>
       <w:pPr>
         <w:pStyle w:val="Heading4"/>
@@ -166,10 +214,306 @@
         </w:numPr>
       </w:pPr>
       <w:r>
-        <w:t xml:space="preserve">TBD</w:t>
-      </w:r>
-    </w:p>
-    <w:bookmarkEnd w:id="22"/>
+        <w:t xml:space="preserve">Horowitz et al,</w:t>
+      </w:r>
+      <w:r>
+        <w:t xml:space="preserve"> </w:t>
+      </w:r>
+      <w:r>
+        <w:t xml:space="preserve">“</w:t>
+      </w:r>
+      <w:hyperlink r:id="rId22">
+        <w:r>
+          <w:rPr>
+            <w:rStyle w:val="Hyperlink"/>
+          </w:rPr>
+          <w:t xml:space="preserve">AI, the International Balance of Power, and National Security Strategy</w:t>
+        </w:r>
+      </w:hyperlink>
+      <w:r>
+        <w:t xml:space="preserve">”</w:t>
+      </w:r>
+      <w:r>
+        <w:t xml:space="preserve">.</w:t>
+      </w:r>
+      <w:r>
+        <w:t xml:space="preserve"> </w:t>
+      </w:r>
+      <w:r>
+        <w:rPr>
+          <w:i/>
+          <w:iCs/>
+        </w:rPr>
+        <w:t xml:space="preserve">The Oxford Handbook of AI Governance</w:t>
+      </w:r>
+    </w:p>
+    <w:bookmarkEnd w:id="23"/>
+    <w:bookmarkStart w:id="30" w:name="browse"/>
+    <w:p>
+      <w:pPr>
+        <w:pStyle w:val="Heading4"/>
+      </w:pPr>
+      <w:r>
+        <w:t xml:space="preserve">🌐 Browse:</w:t>
+      </w:r>
+    </w:p>
+    <w:p>
+      <w:pPr>
+        <w:pStyle w:val="Compact"/>
+        <w:numPr>
+          <w:ilvl w:val="0"/>
+          <w:numId w:val="1004"/>
+        </w:numPr>
+      </w:pPr>
+      <w:r>
+        <w:t xml:space="preserve">“</w:t>
+      </w:r>
+      <w:hyperlink r:id="rId24">
+        <w:r>
+          <w:rPr>
+            <w:rStyle w:val="Hyperlink"/>
+          </w:rPr>
+          <w:t xml:space="preserve">What Google’s Return to Defense AI Means</w:t>
+        </w:r>
+      </w:hyperlink>
+      <w:r>
+        <w:t xml:space="preserve">”</w:t>
+      </w:r>
+    </w:p>
+    <w:p>
+      <w:pPr>
+        <w:pStyle w:val="Compact"/>
+        <w:numPr>
+          <w:ilvl w:val="0"/>
+          <w:numId w:val="1004"/>
+        </w:numPr>
+      </w:pPr>
+      <w:r>
+        <w:t xml:space="preserve">“</w:t>
+      </w:r>
+      <w:hyperlink r:id="rId25">
+        <w:r>
+          <w:rPr>
+            <w:rStyle w:val="Hyperlink"/>
+          </w:rPr>
+          <w:t xml:space="preserve">Anthropic Refuses Pentagon’s Proposal to Loosen AI Guardrails</w:t>
+        </w:r>
+      </w:hyperlink>
+      <w:r>
+        <w:t xml:space="preserve">”</w:t>
+      </w:r>
+      <w:r>
+        <w:t xml:space="preserve"> </w:t>
+      </w:r>
+      <w:r>
+        <w:rPr>
+          <w:i/>
+          <w:iCs/>
+        </w:rPr>
+        <w:t xml:space="preserve">Wall Street Journal</w:t>
+      </w:r>
+    </w:p>
+    <w:p>
+      <w:pPr>
+        <w:pStyle w:val="Compact"/>
+        <w:numPr>
+          <w:ilvl w:val="0"/>
+          <w:numId w:val="1004"/>
+        </w:numPr>
+      </w:pPr>
+      <w:r>
+        <w:t xml:space="preserve">“</w:t>
+      </w:r>
+      <w:hyperlink r:id="rId26">
+        <w:r>
+          <w:rPr>
+            <w:rStyle w:val="Hyperlink"/>
+          </w:rPr>
+          <w:t xml:space="preserve">Elon Musk Moves Against the Russians in Ukraine</w:t>
+        </w:r>
+      </w:hyperlink>
+      <w:r>
+        <w:t xml:space="preserve">”</w:t>
+      </w:r>
+    </w:p>
+    <w:tbl>
+      <w:tblPr>
+        <w:tblStyle w:val="Table"/>
+        <w:tblLook w:firstRow="0" w:lastRow="0" w:firstColumn="0" w:lastColumn="0" w:noHBand="0" w:noVBand="0" w:val="0000"/>
+        <w:tblBorders>
+          <w:top w:val="single" w:sz="4" w:space="0" w:color="00A047"/>
+          <w:left w:val="single" w:sz="24" w:space="0" w:color="00A047"/>
+          <w:bottom w:val="single" w:sz="4" w:space="0" w:color="00A047"/>
+          <w:right w:val="single" w:sz="4" w:space="0" w:color="00A047"/>
+        </w:tblBorders>
+        <w:tblCellMar>
+          <w:left w:w="144" w:type="dxa"/>
+          <w:right w:w="144" w:type="dxa"/>
+        </w:tblCellMar>
+        <w:tblLook w:firstRow="0" w:lastRow="0" w:firstColumn="0" w:lastColumn="0" w:noHBand="0" w:noVBand="0" w:val="0000"/>
+      </w:tblPr>
+      <w:tr>
+        <w:trPr>
+          <w:cantSplit/>
+        </w:trPr>
+        <w:tc>
+          <w:tcPr>
+            <w:shd w:color="auto" w:fill="ccf1e3" w:val="clear"/>
+            <w:tcMar>
+              <w:top w:w="92" w:type="dxa"/>
+              <w:bottom w:w="92" w:type="dxa"/>
+            </w:tcMar>
+          </w:tcPr>
+          <w:p>
+            <w:pPr>
+              <w:pStyle w:val="FirstParagraph"/>
+            </w:pPr>
+            <w:pPr>
+              <w:spacing w:before="0" w:after="0"/>
+              <w:textAlignment w:val="center"/>
+            </w:pPr>
+            <w:r>
+              <w:drawing>
+                <wp:inline>
+                  <wp:extent cx="152400" cy="152400"/>
+                  <wp:effectExtent b="0" l="0" r="0" t="0"/>
+                  <wp:docPr descr="" title="" id="28" name="Picture"/>
+                  <a:graphic>
+                    <a:graphicData uri="http://schemas.openxmlformats.org/drawingml/2006/picture">
+                      <pic:pic>
+                        <pic:nvPicPr>
+                          <pic:cNvPr descr="/opt/quarto/share/formats/docx/tip.png" id="29" name="Picture"/>
+                          <pic:cNvPicPr>
+                            <a:picLocks noChangeArrowheads="1" noChangeAspect="1"/>
+                          </pic:cNvPicPr>
+                        </pic:nvPicPr>
+                        <pic:blipFill>
+                          <a:blip r:embed="rId27"/>
+                          <a:stretch>
+                            <a:fillRect/>
+                          </a:stretch>
+                        </pic:blipFill>
+                        <pic:spPr bwMode="auto">
+                          <a:xfrm>
+                            <a:off x="0" y="0"/>
+                            <a:ext cx="152400" cy="152400"/>
+                          </a:xfrm>
+                          <a:prstGeom prst="rect">
+                            <a:avLst/>
+                          </a:prstGeom>
+                          <a:noFill/>
+                          <a:ln w="9525">
+                            <a:noFill/>
+                            <a:headEnd/>
+                            <a:tailEnd/>
+                          </a:ln>
+                        </pic:spPr>
+                      </pic:pic>
+                    </a:graphicData>
+                  </a:graphic>
+                </wp:inline>
+              </w:drawing>
+            </w:r>
+            <w:r>
+              <w:t xml:space="preserve"> </w:t>
+            </w:r>
+            <w:r>
+              <w:t xml:space="preserve"> </w:t>
+            </w:r>
+            <w:r>
+              <w:t xml:space="preserve">Tip</w:t>
+            </w:r>
+          </w:p>
+        </w:tc>
+      </w:tr>
+      <w:tr>
+        <w:trPr>
+          <w:cantSplit/>
+        </w:trPr>
+        <w:tc>
+          <w:tcPr>
+            <w:tcMar>
+              <w:top w:w="108" w:type="dxa"/>
+              <w:bottom w:w="108" w:type="dxa"/>
+            </w:tcMar>
+          </w:tcPr>
+          <w:p>
+            <w:pPr>
+              <w:pStyle w:val="Compact"/>
+              <w:numPr>
+                <w:ilvl w:val="0"/>
+                <w:numId w:val="1005"/>
+              </w:numPr>
+            </w:pPr>
+            <w:r>
+              <w:t xml:space="preserve">“📖 Read”</w:t>
+            </w:r>
+            <w:r>
+              <w:t xml:space="preserve">,</w:t>
+            </w:r>
+            <w:r>
+              <w:t xml:space="preserve"> </w:t>
+            </w:r>
+            <w:r>
+              <w:t xml:space="preserve">“🎧 Listen”</w:t>
+            </w:r>
+            <w:r>
+              <w:t xml:space="preserve">, and/or</w:t>
+            </w:r>
+            <w:r>
+              <w:t xml:space="preserve"> </w:t>
+            </w:r>
+            <w:r>
+              <w:t xml:space="preserve">“📺 Watch”</w:t>
+            </w:r>
+            <w:r>
+              <w:t xml:space="preserve"> </w:t>
+            </w:r>
+            <w:r>
+              <w:t xml:space="preserve">items are required content for the day, and should be read/heard/watched before class on that day.</w:t>
+            </w:r>
+          </w:p>
+          <w:p>
+            <w:pPr>
+              <w:pStyle w:val="Compact"/>
+              <w:numPr>
+                <w:ilvl w:val="0"/>
+                <w:numId w:val="1005"/>
+              </w:numPr>
+            </w:pPr>
+            <w:r>
+              <w:t xml:space="preserve">“🌐 Browse”</w:t>
+            </w:r>
+            <w:r>
+              <w:t xml:space="preserve"> </w:t>
+            </w:r>
+            <w:r>
+              <w:t xml:space="preserve">items should be briefly looked at but do not need to be read deeply unless you want to</w:t>
+            </w:r>
+          </w:p>
+          <w:p>
+            <w:pPr>
+              <w:pStyle w:val="Compact"/>
+              <w:numPr>
+                <w:ilvl w:val="0"/>
+                <w:numId w:val="1005"/>
+              </w:numPr>
+            </w:pPr>
+            <w:r>
+              <w:t xml:space="preserve">“📚 Additional Resources”</w:t>
+            </w:r>
+            <w:r>
+              <w:t xml:space="preserve"> </w:t>
+            </w:r>
+            <w:r>
+              <w:t xml:space="preserve">do not need to be looked at; they are there to serve, if useful, as further references for your debates, final projects, and general edification later.</w:t>
+            </w:r>
+          </w:p>
+          <w:p/>
+        </w:tc>
+      </w:tr>
+    </w:tbl>
+    <w:bookmarkEnd w:id="30"/>
     <w:sectPr>
       <w:footnotePr>
         <w:numRestart w:val="eachSect"/>
@@ -393,6 +737,12 @@
     <w:abstractNumId w:val="991"/>
   </w:num>
   <w:num w:numId="1003">
+    <w:abstractNumId w:val="991"/>
+  </w:num>
+  <w:num w:numId="1004">
+    <w:abstractNumId w:val="991"/>
+  </w:num>
+  <w:num w:numId="1005">
     <w:abstractNumId w:val="991"/>
   </w:num>
 </w:numbering>

--- a/content/w91.docx
+++ b/content/w91.docx
@@ -247,14 +247,26 @@
         <w:t xml:space="preserve">The Oxford Handbook of AI Governance</w:t>
       </w:r>
     </w:p>
+    <w:p>
+      <w:pPr>
+        <w:pStyle w:val="Compact"/>
+        <w:numPr>
+          <w:ilvl w:val="0"/>
+          <w:numId w:val="1003"/>
+        </w:numPr>
+      </w:pPr>
+      <w:r>
+        <w:t xml:space="preserve">Make sure to be familiar with the Anthropic/Department of Defense story for class discussion (see possible sources below).</w:t>
+      </w:r>
+    </w:p>
     <w:bookmarkEnd w:id="23"/>
-    <w:bookmarkStart w:id="30" w:name="browse"/>
+    <w:bookmarkStart w:id="24" w:name="listen"/>
     <w:p>
       <w:pPr>
         <w:pStyle w:val="Heading4"/>
       </w:pPr>
       <w:r>
-        <w:t xml:space="preserve">🌐 Browse:</w:t>
+        <w:t xml:space="preserve">🎧 Listen:</w:t>
       </w:r>
     </w:p>
     <w:p>
@@ -266,18 +278,23 @@
         </w:numPr>
       </w:pPr>
       <w:r>
-        <w:t xml:space="preserve">“</w:t>
-      </w:r>
-      <w:hyperlink r:id="rId24">
-        <w:r>
-          <w:rPr>
-            <w:rStyle w:val="Hyperlink"/>
-          </w:rPr>
-          <w:t xml:space="preserve">What Google’s Return to Defense AI Means</w:t>
-        </w:r>
-      </w:hyperlink>
-      <w:r>
-        <w:t xml:space="preserve">”</w:t>
+        <w:t xml:space="preserve">Nothing required, but see the two (optional) recommended podcasts on Anthropic and the Pentagon under</w:t>
+      </w:r>
+      <w:r>
+        <w:t xml:space="preserve"> </w:t>
+      </w:r>
+      <w:r>
+        <w:t xml:space="preserve">“🌐 Browse”</w:t>
+      </w:r>
+    </w:p>
+    <w:bookmarkEnd w:id="24"/>
+    <w:bookmarkStart w:id="44" w:name="browse"/>
+    <w:p>
+      <w:pPr>
+        <w:pStyle w:val="Heading4"/>
+      </w:pPr>
+      <w:r>
+        <w:t xml:space="preserve">🌐 Browse:</w:t>
       </w:r>
     </w:p>
     <w:p>
@@ -285,7 +302,31 @@
         <w:pStyle w:val="Compact"/>
         <w:numPr>
           <w:ilvl w:val="0"/>
-          <w:numId w:val="1004"/>
+          <w:numId w:val="1005"/>
+        </w:numPr>
+      </w:pPr>
+      <w:r>
+        <w:t xml:space="preserve">The recent Anthropic/Pentagon dustup is relevant and interesting from a variety of dimensions.</w:t>
+      </w:r>
+    </w:p>
+    <w:p>
+      <w:pPr>
+        <w:pStyle w:val="Compact"/>
+        <w:numPr>
+          <w:ilvl w:val="1"/>
+          <w:numId w:val="1006"/>
+        </w:numPr>
+      </w:pPr>
+      <w:r>
+        <w:t xml:space="preserve">The core story:</w:t>
+      </w:r>
+    </w:p>
+    <w:p>
+      <w:pPr>
+        <w:pStyle w:val="Compact"/>
+        <w:numPr>
+          <w:ilvl w:val="2"/>
+          <w:numId w:val="1007"/>
         </w:numPr>
       </w:pPr>
       <w:r>
@@ -300,7 +341,291 @@
         </w:r>
       </w:hyperlink>
       <w:r>
+        <w:t xml:space="preserve">. Wall Street Journal.</w:t>
+      </w:r>
+    </w:p>
+    <w:p>
+      <w:pPr>
+        <w:pStyle w:val="Compact"/>
+        <w:numPr>
+          <w:ilvl w:val="2"/>
+          <w:numId w:val="1007"/>
+        </w:numPr>
+      </w:pPr>
+      <w:hyperlink r:id="rId26">
+        <w:r>
+          <w:rPr>
+            <w:rStyle w:val="Hyperlink"/>
+          </w:rPr>
+          <w:t xml:space="preserve">OpenAI announces Pentagon deal after Trump bans Anthropic</w:t>
+        </w:r>
+      </w:hyperlink>
+      <w:r>
+        <w:t xml:space="preserve">. NPR.</w:t>
+      </w:r>
+    </w:p>
+    <w:p>
+      <w:pPr>
+        <w:pStyle w:val="Compact"/>
+        <w:numPr>
+          <w:ilvl w:val="2"/>
+          <w:numId w:val="1007"/>
+        </w:numPr>
+      </w:pPr>
+      <w:hyperlink r:id="rId27">
+        <w:r>
+          <w:rPr>
+            <w:rStyle w:val="Hyperlink"/>
+          </w:rPr>
+          <w:t xml:space="preserve">Pentagon Officially Notifies Anthropic It Is a</w:t>
+        </w:r>
+        <w:r>
+          <w:rPr>
+            <w:rStyle w:val="Hyperlink"/>
+          </w:rPr>
+          <w:t xml:space="preserve"> </w:t>
+        </w:r>
+        <w:r>
+          <w:rPr>
+            <w:rStyle w:val="Hyperlink"/>
+          </w:rPr>
+          <w:t xml:space="preserve">‘Supply Chain Risk’</w:t>
+        </w:r>
+      </w:hyperlink>
+      <w:r>
+        <w:t xml:space="preserve">. New York Times.</w:t>
+      </w:r>
+    </w:p>
+    <w:p>
+      <w:pPr>
+        <w:pStyle w:val="Compact"/>
+        <w:numPr>
+          <w:ilvl w:val="2"/>
+          <w:numId w:val="1007"/>
+        </w:numPr>
+      </w:pPr>
+      <w:hyperlink r:id="rId28">
+        <w:r>
+          <w:rPr>
+            <w:rStyle w:val="Hyperlink"/>
+          </w:rPr>
+          <w:t xml:space="preserve">A</w:t>
+        </w:r>
+        <w:r>
+          <w:rPr>
+            <w:rStyle w:val="Hyperlink"/>
+          </w:rPr>
+          <w:t xml:space="preserve"> </w:t>
+        </w:r>
+        <w:r>
+          <w:rPr>
+            <w:rStyle w:val="Hyperlink"/>
+          </w:rPr>
+          <w:t xml:space="preserve">‘Fight About Vibes’</w:t>
+        </w:r>
+        <w:r>
+          <w:rPr>
+            <w:rStyle w:val="Hyperlink"/>
+          </w:rPr>
+          <w:t xml:space="preserve"> </w:t>
+        </w:r>
+        <w:r>
+          <w:rPr>
+            <w:rStyle w:val="Hyperlink"/>
+          </w:rPr>
+          <w:t xml:space="preserve">Drove the Pentagon’s Breakup with Anthropic</w:t>
+        </w:r>
+      </w:hyperlink>
+      <w:r>
+        <w:t xml:space="preserve">. Wall Street Journal.</w:t>
+      </w:r>
+    </w:p>
+    <w:p>
+      <w:pPr>
+        <w:pStyle w:val="Compact"/>
+        <w:numPr>
+          <w:ilvl w:val="2"/>
+          <w:numId w:val="1007"/>
+        </w:numPr>
+      </w:pPr>
+      <w:hyperlink r:id="rId29">
+        <w:r>
+          <w:rPr>
+            <w:rStyle w:val="Hyperlink"/>
+          </w:rPr>
+          <w:t xml:space="preserve">Anthropic Sues U.S. Defense Department, Pete Hegseth for Targeting the Company</w:t>
+        </w:r>
+      </w:hyperlink>
+      <w:r>
+        <w:t xml:space="preserve">. Wall Street Journal.</w:t>
+      </w:r>
+    </w:p>
+    <w:p>
+      <w:pPr>
+        <w:pStyle w:val="Compact"/>
+        <w:numPr>
+          <w:ilvl w:val="2"/>
+          <w:numId w:val="1007"/>
+        </w:numPr>
+      </w:pPr>
+      <w:hyperlink r:id="rId30">
+        <w:r>
+          <w:rPr>
+            <w:rStyle w:val="Hyperlink"/>
+          </w:rPr>
+          <w:t xml:space="preserve">A Guide to the Pentagon’s Dance With Anthropic and OpenAI</w:t>
+        </w:r>
+      </w:hyperlink>
+      <w:r>
+        <w:t xml:space="preserve">. New York Times.</w:t>
+      </w:r>
+    </w:p>
+    <w:p>
+      <w:pPr>
+        <w:pStyle w:val="Compact"/>
+        <w:numPr>
+          <w:ilvl w:val="1"/>
+          <w:numId w:val="1006"/>
+        </w:numPr>
+      </w:pPr>
+      <w:r>
+        <w:t xml:space="preserve">A counter take:</w:t>
+      </w:r>
+      <w:r>
+        <w:t xml:space="preserve"> </w:t>
+      </w:r>
+      <w:hyperlink r:id="rId31">
+        <w:r>
+          <w:rPr>
+            <w:rStyle w:val="Hyperlink"/>
+          </w:rPr>
+          <w:t xml:space="preserve">Anthropic and Alignment</w:t>
+        </w:r>
+      </w:hyperlink>
+      <w:r>
+        <w:t xml:space="preserve">, 2026. Stratechery blog.</w:t>
+      </w:r>
+    </w:p>
+    <w:p>
+      <w:pPr>
+        <w:pStyle w:val="Compact"/>
+        <w:numPr>
+          <w:ilvl w:val="1"/>
+          <w:numId w:val="1006"/>
+        </w:numPr>
+      </w:pPr>
+      <w:r>
+        <w:t xml:space="preserve">Side effects:</w:t>
+      </w:r>
+    </w:p>
+    <w:p>
+      <w:pPr>
+        <w:pStyle w:val="Compact"/>
+        <w:numPr>
+          <w:ilvl w:val="2"/>
+          <w:numId w:val="1008"/>
+        </w:numPr>
+      </w:pPr>
+      <w:hyperlink r:id="rId32">
+        <w:r>
+          <w:rPr>
+            <w:rStyle w:val="Hyperlink"/>
+          </w:rPr>
+          <w:t xml:space="preserve">The Pentagon-Anthropic Spat Is Good for China</w:t>
+        </w:r>
+      </w:hyperlink>
+      <w:r>
+        <w:t xml:space="preserve"> </w:t>
+      </w:r>
+      <w:r>
+        <w:t xml:space="preserve">Wall Street Journal.</w:t>
+      </w:r>
+    </w:p>
+    <w:p>
+      <w:pPr>
+        <w:pStyle w:val="Compact"/>
+        <w:numPr>
+          <w:ilvl w:val="2"/>
+          <w:numId w:val="1008"/>
+        </w:numPr>
+      </w:pPr>
+      <w:hyperlink r:id="rId33">
+        <w:r>
+          <w:rPr>
+            <w:rStyle w:val="Hyperlink"/>
+          </w:rPr>
+          <w:t xml:space="preserve">Anthropic’s Standoff With the Pentagon Shakes Up AI Talent Race</w:t>
+        </w:r>
+      </w:hyperlink>
+      <w:r>
+        <w:t xml:space="preserve"> </w:t>
+      </w:r>
+      <w:r>
+        <w:t xml:space="preserve">Wall Street Journal.</w:t>
+      </w:r>
+    </w:p>
+    <w:p>
+      <w:pPr>
+        <w:pStyle w:val="Compact"/>
+        <w:numPr>
+          <w:ilvl w:val="2"/>
+          <w:numId w:val="1008"/>
+        </w:numPr>
+      </w:pPr>
+      <w:hyperlink r:id="rId34">
+        <w:r>
+          <w:rPr>
+            <w:rStyle w:val="Hyperlink"/>
+          </w:rPr>
+          <w:t xml:space="preserve">OpenAI and Google employees rush to Anthropic’s defense in DOD lawsuit</w:t>
+        </w:r>
+      </w:hyperlink>
+      <w:r>
+        <w:t xml:space="preserve">. Tech Crunch.</w:t>
+      </w:r>
+    </w:p>
+    <w:p>
+      <w:pPr>
+        <w:pStyle w:val="Compact"/>
+        <w:numPr>
+          <w:ilvl w:val="1"/>
+          <w:numId w:val="1006"/>
+        </w:numPr>
+      </w:pPr>
+      <w:r>
+        <w:t xml:space="preserve">Two podcasts:</w:t>
+      </w:r>
+    </w:p>
+    <w:p>
+      <w:pPr>
+        <w:pStyle w:val="Compact"/>
+        <w:numPr>
+          <w:ilvl w:val="2"/>
+          <w:numId w:val="1009"/>
+        </w:numPr>
+      </w:pPr>
+      <w:r>
+        <w:t xml:space="preserve">Dean Ball, 2026.</w:t>
+      </w:r>
+      <w:r>
+        <w:t xml:space="preserve"> </w:t>
+      </w:r>
+      <w:r>
+        <w:t xml:space="preserve">“</w:t>
+      </w:r>
+      <w:hyperlink r:id="rId35">
+        <w:r>
+          <w:rPr>
+            <w:rStyle w:val="Hyperlink"/>
+          </w:rPr>
+          <w:t xml:space="preserve">Why the Pentagon Wants to Destroy Anthropic</w:t>
+        </w:r>
+      </w:hyperlink>
+      <w:r>
         <w:t xml:space="preserve">”</w:t>
+      </w:r>
+      <w:r>
+        <w:t xml:space="preserve">,</w:t>
       </w:r>
       <w:r>
         <w:t xml:space="preserve"> </w:t>
@@ -310,21 +635,120 @@
           <w:i/>
           <w:iCs/>
         </w:rPr>
-        <w:t xml:space="preserve">Wall Street Journal</w:t>
-      </w:r>
+        <w:t xml:space="preserve">The Ezra Klein Show</w:t>
+      </w:r>
+      <w:r>
+        <w:t xml:space="preserve">, New York Times. Also see</w:t>
+      </w:r>
+      <w:r>
+        <w:t xml:space="preserve"> </w:t>
+      </w:r>
+      <w:hyperlink r:id="rId36">
+        <w:r>
+          <w:rPr>
+            <w:rStyle w:val="Hyperlink"/>
+          </w:rPr>
+          <w:t xml:space="preserve">Youtube link</w:t>
+        </w:r>
+      </w:hyperlink>
+    </w:p>
+    <w:p>
+      <w:pPr>
+        <w:pStyle w:val="Compact"/>
+        <w:numPr>
+          <w:ilvl w:val="2"/>
+          <w:numId w:val="1009"/>
+        </w:numPr>
+      </w:pPr>
+      <w:r>
+        <w:t xml:space="preserve">Mike Masnick, 2026.</w:t>
+      </w:r>
+      <w:r>
+        <w:t xml:space="preserve"> </w:t>
+      </w:r>
+      <w:r>
+        <w:t xml:space="preserve">“</w:t>
+      </w:r>
+      <w:hyperlink r:id="rId37">
+        <w:r>
+          <w:rPr>
+            <w:rStyle w:val="Hyperlink"/>
+          </w:rPr>
+          <w:t xml:space="preserve">Anthropic doesn’t trust the Pentagon, and neither should you</w:t>
+        </w:r>
+      </w:hyperlink>
+      <w:r>
+        <w:t xml:space="preserve">”</w:t>
+      </w:r>
+      <w:r>
+        <w:t xml:space="preserve">,</w:t>
+      </w:r>
+      <w:r>
+        <w:t xml:space="preserve"> </w:t>
+      </w:r>
+      <w:r>
+        <w:rPr>
+          <w:i/>
+          <w:iCs/>
+        </w:rPr>
+        <w:t xml:space="preserve">Decoder</w:t>
+      </w:r>
+      <w:r>
+        <w:t xml:space="preserve"> </w:t>
+      </w:r>
+      <w:r>
+        <w:t xml:space="preserve">with Nilay Patel, The Verge. Also see</w:t>
+      </w:r>
+      <w:r>
+        <w:t xml:space="preserve"> </w:t>
+      </w:r>
+      <w:hyperlink r:id="rId38">
+        <w:r>
+          <w:rPr>
+            <w:rStyle w:val="Hyperlink"/>
+          </w:rPr>
+          <w:t xml:space="preserve">Youtube video link</w:t>
+        </w:r>
+      </w:hyperlink>
     </w:p>
     <w:p>
       <w:pPr>
         <w:pStyle w:val="Compact"/>
         <w:numPr>
           <w:ilvl w:val="0"/>
-          <w:numId w:val="1004"/>
+          <w:numId w:val="1005"/>
         </w:numPr>
       </w:pPr>
       <w:r>
         <w:t xml:space="preserve">“</w:t>
       </w:r>
-      <w:hyperlink r:id="rId26">
+      <w:hyperlink r:id="rId39">
+        <w:r>
+          <w:rPr>
+            <w:rStyle w:val="Hyperlink"/>
+          </w:rPr>
+          <w:t xml:space="preserve">What Google’s Return to Defense AI Means</w:t>
+        </w:r>
+      </w:hyperlink>
+      <w:r>
+        <w:t xml:space="preserve">”</w:t>
+      </w:r>
+      <w:r>
+        <w:t xml:space="preserve">. Defense One.</w:t>
+      </w:r>
+    </w:p>
+    <w:p>
+      <w:pPr>
+        <w:pStyle w:val="Compact"/>
+        <w:numPr>
+          <w:ilvl w:val="0"/>
+          <w:numId w:val="1005"/>
+        </w:numPr>
+      </w:pPr>
+      <w:r>
+        <w:t xml:space="preserve">“</w:t>
+      </w:r>
+      <w:hyperlink r:id="rId40">
         <w:r>
           <w:rPr>
             <w:rStyle w:val="Hyperlink"/>
@@ -334,6 +758,9 @@
       </w:hyperlink>
       <w:r>
         <w:t xml:space="preserve">”</w:t>
+      </w:r>
+      <w:r>
+        <w:t xml:space="preserve">. The Atlantic.</w:t>
       </w:r>
     </w:p>
     <w:tbl>
@@ -377,18 +804,18 @@
                 <wp:inline>
                   <wp:extent cx="152400" cy="152400"/>
                   <wp:effectExtent b="0" l="0" r="0" t="0"/>
-                  <wp:docPr descr="" title="" id="28" name="Picture"/>
+                  <wp:docPr descr="" title="" id="42" name="Picture"/>
                   <a:graphic>
                     <a:graphicData uri="http://schemas.openxmlformats.org/drawingml/2006/picture">
                       <pic:pic>
                         <pic:nvPicPr>
-                          <pic:cNvPr descr="/opt/quarto/share/formats/docx/tip.png" id="29" name="Picture"/>
+                          <pic:cNvPr descr="/opt/quarto/share/formats/docx/tip.png" id="43" name="Picture"/>
                           <pic:cNvPicPr>
                             <a:picLocks noChangeArrowheads="1" noChangeAspect="1"/>
                           </pic:cNvPicPr>
                         </pic:nvPicPr>
                         <pic:blipFill>
-                          <a:blip r:embed="rId27"/>
+                          <a:blip r:embed="rId41"/>
                           <a:stretch>
                             <a:fillRect/>
                           </a:stretch>
@@ -442,7 +869,7 @@
               <w:pStyle w:val="Compact"/>
               <w:numPr>
                 <w:ilvl w:val="0"/>
-                <w:numId w:val="1005"/>
+                <w:numId w:val="1010"/>
               </w:numPr>
             </w:pPr>
             <w:r>
@@ -478,7 +905,7 @@
               <w:pStyle w:val="Compact"/>
               <w:numPr>
                 <w:ilvl w:val="0"/>
-                <w:numId w:val="1005"/>
+                <w:numId w:val="1010"/>
               </w:numPr>
             </w:pPr>
             <w:r>
@@ -496,7 +923,7 @@
               <w:pStyle w:val="Compact"/>
               <w:numPr>
                 <w:ilvl w:val="0"/>
-                <w:numId w:val="1005"/>
+                <w:numId w:val="1010"/>
               </w:numPr>
             </w:pPr>
             <w:r>
@@ -513,7 +940,7 @@
         </w:tc>
       </w:tr>
     </w:tbl>
-    <w:bookmarkEnd w:id="30"/>
+    <w:bookmarkEnd w:id="44"/>
     <w:sectPr>
       <w:footnotePr>
         <w:numRestart w:val="eachSect"/>
@@ -743,6 +1170,21 @@
     <w:abstractNumId w:val="991"/>
   </w:num>
   <w:num w:numId="1005">
+    <w:abstractNumId w:val="991"/>
+  </w:num>
+  <w:num w:numId="1006">
+    <w:abstractNumId w:val="991"/>
+  </w:num>
+  <w:num w:numId="1007">
+    <w:abstractNumId w:val="991"/>
+  </w:num>
+  <w:num w:numId="1008">
+    <w:abstractNumId w:val="991"/>
+  </w:num>
+  <w:num w:numId="1009">
+    <w:abstractNumId w:val="991"/>
+  </w:num>
+  <w:num w:numId="1010">
     <w:abstractNumId w:val="991"/>
   </w:num>
 </w:numbering>

--- a/content/w91.docx
+++ b/content/w91.docx
@@ -196,7 +196,7 @@
       </w:r>
     </w:p>
     <w:bookmarkEnd w:id="21"/>
-    <w:bookmarkStart w:id="23" w:name="read"/>
+    <w:bookmarkStart w:id="24" w:name="read"/>
     <w:p>
       <w:pPr>
         <w:pStyle w:val="Heading4"/>
@@ -251,6 +251,23 @@
       <w:pPr>
         <w:pStyle w:val="Compact"/>
         <w:numPr>
+          <w:ilvl w:val="1"/>
+          <w:numId w:val="1004"/>
+        </w:numPr>
+      </w:pPr>
+      <w:hyperlink r:id="rId23">
+        <w:r>
+          <w:rPr>
+            <w:rStyle w:val="Hyperlink"/>
+          </w:rPr>
+          <w:t xml:space="preserve">Syracuse library link</w:t>
+        </w:r>
+      </w:hyperlink>
+    </w:p>
+    <w:p>
+      <w:pPr>
+        <w:pStyle w:val="Compact"/>
+        <w:numPr>
           <w:ilvl w:val="0"/>
           <w:numId w:val="1003"/>
         </w:numPr>
@@ -259,42 +276,14 @@
         <w:t xml:space="preserve">Make sure to be familiar with the Anthropic/Department of Defense story for class discussion (see possible sources below).</w:t>
       </w:r>
     </w:p>
-    <w:bookmarkEnd w:id="23"/>
-    <w:bookmarkStart w:id="24" w:name="listen"/>
+    <w:bookmarkEnd w:id="24"/>
+    <w:bookmarkStart w:id="25" w:name="listen"/>
     <w:p>
       <w:pPr>
         <w:pStyle w:val="Heading4"/>
       </w:pPr>
       <w:r>
         <w:t xml:space="preserve">🎧 Listen:</w:t>
-      </w:r>
-    </w:p>
-    <w:p>
-      <w:pPr>
-        <w:pStyle w:val="Compact"/>
-        <w:numPr>
-          <w:ilvl w:val="0"/>
-          <w:numId w:val="1004"/>
-        </w:numPr>
-      </w:pPr>
-      <w:r>
-        <w:t xml:space="preserve">Nothing required, but see the two (optional) recommended podcasts on Anthropic and the Pentagon under</w:t>
-      </w:r>
-      <w:r>
-        <w:t xml:space="preserve"> </w:t>
-      </w:r>
-      <w:r>
-        <w:t xml:space="preserve">“🌐 Browse”</w:t>
-      </w:r>
-    </w:p>
-    <w:bookmarkEnd w:id="24"/>
-    <w:bookmarkStart w:id="44" w:name="browse"/>
-    <w:p>
-      <w:pPr>
-        <w:pStyle w:val="Heading4"/>
-      </w:pPr>
-      <w:r>
-        <w:t xml:space="preserve">🌐 Browse:</w:t>
       </w:r>
     </w:p>
     <w:p>
@@ -306,6 +295,34 @@
         </w:numPr>
       </w:pPr>
       <w:r>
+        <w:t xml:space="preserve">Nothing required, but see the two (optional) recommended podcasts on Anthropic and the Pentagon under</w:t>
+      </w:r>
+      <w:r>
+        <w:t xml:space="preserve"> </w:t>
+      </w:r>
+      <w:r>
+        <w:t xml:space="preserve">“🌐 Browse”</w:t>
+      </w:r>
+    </w:p>
+    <w:bookmarkEnd w:id="25"/>
+    <w:bookmarkStart w:id="45" w:name="browse"/>
+    <w:p>
+      <w:pPr>
+        <w:pStyle w:val="Heading4"/>
+      </w:pPr>
+      <w:r>
+        <w:t xml:space="preserve">🌐 Browse:</w:t>
+      </w:r>
+    </w:p>
+    <w:p>
+      <w:pPr>
+        <w:pStyle w:val="Compact"/>
+        <w:numPr>
+          <w:ilvl w:val="0"/>
+          <w:numId w:val="1006"/>
+        </w:numPr>
+      </w:pPr>
+      <w:r>
         <w:t xml:space="preserve">The recent Anthropic/Pentagon dustup is relevant and interesting from a variety of dimensions.</w:t>
       </w:r>
     </w:p>
@@ -314,7 +331,7 @@
         <w:pStyle w:val="Compact"/>
         <w:numPr>
           <w:ilvl w:val="1"/>
-          <w:numId w:val="1006"/>
+          <w:numId w:val="1007"/>
         </w:numPr>
       </w:pPr>
       <w:r>
@@ -326,13 +343,13 @@
         <w:pStyle w:val="Compact"/>
         <w:numPr>
           <w:ilvl w:val="2"/>
-          <w:numId w:val="1007"/>
+          <w:numId w:val="1008"/>
         </w:numPr>
       </w:pPr>
       <w:r>
         <w:t xml:space="preserve">“</w:t>
       </w:r>
-      <w:hyperlink r:id="rId25">
+      <w:hyperlink r:id="rId26">
         <w:r>
           <w:rPr>
             <w:rStyle w:val="Hyperlink"/>
@@ -349,10 +366,10 @@
         <w:pStyle w:val="Compact"/>
         <w:numPr>
           <w:ilvl w:val="2"/>
-          <w:numId w:val="1007"/>
-        </w:numPr>
-      </w:pPr>
-      <w:hyperlink r:id="rId26">
+          <w:numId w:val="1008"/>
+        </w:numPr>
+      </w:pPr>
+      <w:hyperlink r:id="rId27">
         <w:r>
           <w:rPr>
             <w:rStyle w:val="Hyperlink"/>
@@ -369,10 +386,10 @@
         <w:pStyle w:val="Compact"/>
         <w:numPr>
           <w:ilvl w:val="2"/>
-          <w:numId w:val="1007"/>
-        </w:numPr>
-      </w:pPr>
-      <w:hyperlink r:id="rId27">
+          <w:numId w:val="1008"/>
+        </w:numPr>
+      </w:pPr>
+      <w:hyperlink r:id="rId28">
         <w:r>
           <w:rPr>
             <w:rStyle w:val="Hyperlink"/>
@@ -401,10 +418,10 @@
         <w:pStyle w:val="Compact"/>
         <w:numPr>
           <w:ilvl w:val="2"/>
-          <w:numId w:val="1007"/>
-        </w:numPr>
-      </w:pPr>
-      <w:hyperlink r:id="rId28">
+          <w:numId w:val="1008"/>
+        </w:numPr>
+      </w:pPr>
+      <w:hyperlink r:id="rId29">
         <w:r>
           <w:rPr>
             <w:rStyle w:val="Hyperlink"/>
@@ -445,10 +462,10 @@
         <w:pStyle w:val="Compact"/>
         <w:numPr>
           <w:ilvl w:val="2"/>
-          <w:numId w:val="1007"/>
-        </w:numPr>
-      </w:pPr>
-      <w:hyperlink r:id="rId29">
+          <w:numId w:val="1008"/>
+        </w:numPr>
+      </w:pPr>
+      <w:hyperlink r:id="rId30">
         <w:r>
           <w:rPr>
             <w:rStyle w:val="Hyperlink"/>
@@ -465,10 +482,10 @@
         <w:pStyle w:val="Compact"/>
         <w:numPr>
           <w:ilvl w:val="2"/>
-          <w:numId w:val="1007"/>
-        </w:numPr>
-      </w:pPr>
-      <w:hyperlink r:id="rId30">
+          <w:numId w:val="1008"/>
+        </w:numPr>
+      </w:pPr>
+      <w:hyperlink r:id="rId31">
         <w:r>
           <w:rPr>
             <w:rStyle w:val="Hyperlink"/>
@@ -485,7 +502,7 @@
         <w:pStyle w:val="Compact"/>
         <w:numPr>
           <w:ilvl w:val="1"/>
-          <w:numId w:val="1006"/>
+          <w:numId w:val="1007"/>
         </w:numPr>
       </w:pPr>
       <w:r>
@@ -494,7 +511,7 @@
       <w:r>
         <w:t xml:space="preserve"> </w:t>
       </w:r>
-      <w:hyperlink r:id="rId31">
+      <w:hyperlink r:id="rId32">
         <w:r>
           <w:rPr>
             <w:rStyle w:val="Hyperlink"/>
@@ -511,7 +528,7 @@
         <w:pStyle w:val="Compact"/>
         <w:numPr>
           <w:ilvl w:val="1"/>
-          <w:numId w:val="1006"/>
+          <w:numId w:val="1007"/>
         </w:numPr>
       </w:pPr>
       <w:r>
@@ -523,10 +540,10 @@
         <w:pStyle w:val="Compact"/>
         <w:numPr>
           <w:ilvl w:val="2"/>
-          <w:numId w:val="1008"/>
-        </w:numPr>
-      </w:pPr>
-      <w:hyperlink r:id="rId32">
+          <w:numId w:val="1009"/>
+        </w:numPr>
+      </w:pPr>
+      <w:hyperlink r:id="rId33">
         <w:r>
           <w:rPr>
             <w:rStyle w:val="Hyperlink"/>
@@ -546,10 +563,10 @@
         <w:pStyle w:val="Compact"/>
         <w:numPr>
           <w:ilvl w:val="2"/>
-          <w:numId w:val="1008"/>
-        </w:numPr>
-      </w:pPr>
-      <w:hyperlink r:id="rId33">
+          <w:numId w:val="1009"/>
+        </w:numPr>
+      </w:pPr>
+      <w:hyperlink r:id="rId34">
         <w:r>
           <w:rPr>
             <w:rStyle w:val="Hyperlink"/>
@@ -569,10 +586,10 @@
         <w:pStyle w:val="Compact"/>
         <w:numPr>
           <w:ilvl w:val="2"/>
-          <w:numId w:val="1008"/>
-        </w:numPr>
-      </w:pPr>
-      <w:hyperlink r:id="rId34">
+          <w:numId w:val="1009"/>
+        </w:numPr>
+      </w:pPr>
+      <w:hyperlink r:id="rId35">
         <w:r>
           <w:rPr>
             <w:rStyle w:val="Hyperlink"/>
@@ -589,7 +606,7 @@
         <w:pStyle w:val="Compact"/>
         <w:numPr>
           <w:ilvl w:val="1"/>
-          <w:numId w:val="1006"/>
+          <w:numId w:val="1007"/>
         </w:numPr>
       </w:pPr>
       <w:r>
@@ -601,7 +618,7 @@
         <w:pStyle w:val="Compact"/>
         <w:numPr>
           <w:ilvl w:val="2"/>
-          <w:numId w:val="1009"/>
+          <w:numId w:val="1010"/>
         </w:numPr>
       </w:pPr>
       <w:r>
@@ -613,7 +630,7 @@
       <w:r>
         <w:t xml:space="preserve">“</w:t>
       </w:r>
-      <w:hyperlink r:id="rId35">
+      <w:hyperlink r:id="rId36">
         <w:r>
           <w:rPr>
             <w:rStyle w:val="Hyperlink"/>
@@ -643,7 +660,7 @@
       <w:r>
         <w:t xml:space="preserve"> </w:t>
       </w:r>
-      <w:hyperlink r:id="rId36">
+      <w:hyperlink r:id="rId37">
         <w:r>
           <w:rPr>
             <w:rStyle w:val="Hyperlink"/>
@@ -657,7 +674,7 @@
         <w:pStyle w:val="Compact"/>
         <w:numPr>
           <w:ilvl w:val="2"/>
-          <w:numId w:val="1009"/>
+          <w:numId w:val="1010"/>
         </w:numPr>
       </w:pPr>
       <w:r>
@@ -669,7 +686,7 @@
       <w:r>
         <w:t xml:space="preserve">“</w:t>
       </w:r>
-      <w:hyperlink r:id="rId37">
+      <w:hyperlink r:id="rId38">
         <w:r>
           <w:rPr>
             <w:rStyle w:val="Hyperlink"/>
@@ -702,7 +719,7 @@
       <w:r>
         <w:t xml:space="preserve"> </w:t>
       </w:r>
-      <w:hyperlink r:id="rId38">
+      <w:hyperlink r:id="rId39">
         <w:r>
           <w:rPr>
             <w:rStyle w:val="Hyperlink"/>
@@ -716,13 +733,13 @@
         <w:pStyle w:val="Compact"/>
         <w:numPr>
           <w:ilvl w:val="0"/>
-          <w:numId w:val="1005"/>
+          <w:numId w:val="1006"/>
         </w:numPr>
       </w:pPr>
       <w:r>
         <w:t xml:space="preserve">“</w:t>
       </w:r>
-      <w:hyperlink r:id="rId39">
+      <w:hyperlink r:id="rId40">
         <w:r>
           <w:rPr>
             <w:rStyle w:val="Hyperlink"/>
@@ -742,13 +759,13 @@
         <w:pStyle w:val="Compact"/>
         <w:numPr>
           <w:ilvl w:val="0"/>
-          <w:numId w:val="1005"/>
+          <w:numId w:val="1006"/>
         </w:numPr>
       </w:pPr>
       <w:r>
         <w:t xml:space="preserve">“</w:t>
       </w:r>
-      <w:hyperlink r:id="rId40">
+      <w:hyperlink r:id="rId41">
         <w:r>
           <w:rPr>
             <w:rStyle w:val="Hyperlink"/>
@@ -804,18 +821,18 @@
                 <wp:inline>
                   <wp:extent cx="152400" cy="152400"/>
                   <wp:effectExtent b="0" l="0" r="0" t="0"/>
-                  <wp:docPr descr="" title="" id="42" name="Picture"/>
+                  <wp:docPr descr="" title="" id="43" name="Picture"/>
                   <a:graphic>
                     <a:graphicData uri="http://schemas.openxmlformats.org/drawingml/2006/picture">
                       <pic:pic>
                         <pic:nvPicPr>
-                          <pic:cNvPr descr="/opt/quarto/share/formats/docx/tip.png" id="43" name="Picture"/>
+                          <pic:cNvPr descr="/opt/quarto/share/formats/docx/tip.png" id="44" name="Picture"/>
                           <pic:cNvPicPr>
                             <a:picLocks noChangeArrowheads="1" noChangeAspect="1"/>
                           </pic:cNvPicPr>
                         </pic:nvPicPr>
                         <pic:blipFill>
-                          <a:blip r:embed="rId41"/>
+                          <a:blip r:embed="rId42"/>
                           <a:stretch>
                             <a:fillRect/>
                           </a:stretch>
@@ -869,7 +886,7 @@
               <w:pStyle w:val="Compact"/>
               <w:numPr>
                 <w:ilvl w:val="0"/>
-                <w:numId w:val="1010"/>
+                <w:numId w:val="1011"/>
               </w:numPr>
             </w:pPr>
             <w:r>
@@ -905,7 +922,7 @@
               <w:pStyle w:val="Compact"/>
               <w:numPr>
                 <w:ilvl w:val="0"/>
-                <w:numId w:val="1010"/>
+                <w:numId w:val="1011"/>
               </w:numPr>
             </w:pPr>
             <w:r>
@@ -923,7 +940,7 @@
               <w:pStyle w:val="Compact"/>
               <w:numPr>
                 <w:ilvl w:val="0"/>
-                <w:numId w:val="1010"/>
+                <w:numId w:val="1011"/>
               </w:numPr>
             </w:pPr>
             <w:r>
@@ -940,7 +957,7 @@
         </w:tc>
       </w:tr>
     </w:tbl>
-    <w:bookmarkEnd w:id="44"/>
+    <w:bookmarkEnd w:id="45"/>
     <w:sectPr>
       <w:footnotePr>
         <w:numRestart w:val="eachSect"/>
@@ -1185,6 +1202,9 @@
     <w:abstractNumId w:val="991"/>
   </w:num>
   <w:num w:numId="1010">
+    <w:abstractNumId w:val="991"/>
+  </w:num>
+  <w:num w:numId="1011">
     <w:abstractNumId w:val="991"/>
   </w:num>
 </w:numbering>

--- a/content/w91.docx
+++ b/content/w91.docx
@@ -305,7 +305,7 @@
       </w:r>
     </w:p>
     <w:bookmarkEnd w:id="25"/>
-    <w:bookmarkStart w:id="45" w:name="browse"/>
+    <w:bookmarkStart w:id="46" w:name="browse"/>
     <w:p>
       <w:pPr>
         <w:pStyle w:val="Heading4"/>
@@ -605,6 +605,35 @@
       <w:pPr>
         <w:pStyle w:val="Compact"/>
         <w:numPr>
+          <w:ilvl w:val="2"/>
+          <w:numId w:val="1009"/>
+        </w:numPr>
+      </w:pPr>
+      <w:r>
+        <w:t xml:space="preserve">“</w:t>
+      </w:r>
+      <w:hyperlink r:id="rId36">
+        <w:r>
+          <w:rPr>
+            <w:rStyle w:val="Hyperlink"/>
+          </w:rPr>
+          <w:t xml:space="preserve">Anthropic’s AI tool Claude central to U.S. campaign in Iran, amid a bitter feud</w:t>
+        </w:r>
+      </w:hyperlink>
+      <w:r>
+        <w:t xml:space="preserve">”</w:t>
+      </w:r>
+      <w:r>
+        <w:t xml:space="preserve"> </w:t>
+      </w:r>
+      <w:r>
+        <w:t xml:space="preserve">Washington Post.</w:t>
+      </w:r>
+    </w:p>
+    <w:p>
+      <w:pPr>
+        <w:pStyle w:val="Compact"/>
+        <w:numPr>
           <w:ilvl w:val="1"/>
           <w:numId w:val="1007"/>
         </w:numPr>
@@ -630,7 +659,7 @@
       <w:r>
         <w:t xml:space="preserve">“</w:t>
       </w:r>
-      <w:hyperlink r:id="rId36">
+      <w:hyperlink r:id="rId37">
         <w:r>
           <w:rPr>
             <w:rStyle w:val="Hyperlink"/>
@@ -660,7 +689,7 @@
       <w:r>
         <w:t xml:space="preserve"> </w:t>
       </w:r>
-      <w:hyperlink r:id="rId37">
+      <w:hyperlink r:id="rId38">
         <w:r>
           <w:rPr>
             <w:rStyle w:val="Hyperlink"/>
@@ -686,7 +715,7 @@
       <w:r>
         <w:t xml:space="preserve">“</w:t>
       </w:r>
-      <w:hyperlink r:id="rId38">
+      <w:hyperlink r:id="rId39">
         <w:r>
           <w:rPr>
             <w:rStyle w:val="Hyperlink"/>
@@ -719,7 +748,7 @@
       <w:r>
         <w:t xml:space="preserve"> </w:t>
       </w:r>
-      <w:hyperlink r:id="rId39">
+      <w:hyperlink r:id="rId40">
         <w:r>
           <w:rPr>
             <w:rStyle w:val="Hyperlink"/>
@@ -739,7 +768,7 @@
       <w:r>
         <w:t xml:space="preserve">“</w:t>
       </w:r>
-      <w:hyperlink r:id="rId40">
+      <w:hyperlink r:id="rId41">
         <w:r>
           <w:rPr>
             <w:rStyle w:val="Hyperlink"/>
@@ -765,7 +794,7 @@
       <w:r>
         <w:t xml:space="preserve">“</w:t>
       </w:r>
-      <w:hyperlink r:id="rId41">
+      <w:hyperlink r:id="rId42">
         <w:r>
           <w:rPr>
             <w:rStyle w:val="Hyperlink"/>
@@ -821,18 +850,18 @@
                 <wp:inline>
                   <wp:extent cx="152400" cy="152400"/>
                   <wp:effectExtent b="0" l="0" r="0" t="0"/>
-                  <wp:docPr descr="" title="" id="43" name="Picture"/>
+                  <wp:docPr descr="" title="" id="44" name="Picture"/>
                   <a:graphic>
                     <a:graphicData uri="http://schemas.openxmlformats.org/drawingml/2006/picture">
                       <pic:pic>
                         <pic:nvPicPr>
-                          <pic:cNvPr descr="/opt/quarto/share/formats/docx/tip.png" id="44" name="Picture"/>
+                          <pic:cNvPr descr="/opt/quarto/share/formats/docx/tip.png" id="45" name="Picture"/>
                           <pic:cNvPicPr>
                             <a:picLocks noChangeArrowheads="1" noChangeAspect="1"/>
                           </pic:cNvPicPr>
                         </pic:nvPicPr>
                         <pic:blipFill>
-                          <a:blip r:embed="rId42"/>
+                          <a:blip r:embed="rId43"/>
                           <a:stretch>
                             <a:fillRect/>
                           </a:stretch>
@@ -957,7 +986,7 @@
         </w:tc>
       </w:tr>
     </w:tbl>
-    <w:bookmarkEnd w:id="45"/>
+    <w:bookmarkEnd w:id="46"/>
     <w:sectPr>
       <w:footnotePr>
         <w:numRestart w:val="eachSect"/>

--- a/content/w91.docx
+++ b/content/w91.docx
@@ -277,7 +277,7 @@
       </w:r>
     </w:p>
     <w:bookmarkEnd w:id="24"/>
-    <w:bookmarkStart w:id="25" w:name="listen"/>
+    <w:bookmarkStart w:id="27" w:name="listen"/>
     <w:p>
       <w:pPr>
         <w:pStyle w:val="Heading4"/>
@@ -295,371 +295,25 @@
         </w:numPr>
       </w:pPr>
       <w:r>
-        <w:t xml:space="preserve">Nothing required, but see the two (optional) recommended podcasts on Anthropic and the Pentagon under</w:t>
+        <w:rPr>
+          <w:i/>
+          <w:iCs/>
+        </w:rPr>
+        <w:t xml:space="preserve">Not required, but recommended:</w:t>
       </w:r>
       <w:r>
         <w:t xml:space="preserve"> </w:t>
       </w:r>
       <w:r>
-        <w:t xml:space="preserve">“🌐 Browse”</w:t>
-      </w:r>
-    </w:p>
-    <w:bookmarkEnd w:id="25"/>
-    <w:bookmarkStart w:id="46" w:name="browse"/>
-    <w:p>
-      <w:pPr>
-        <w:pStyle w:val="Heading4"/>
-      </w:pPr>
-      <w:r>
-        <w:t xml:space="preserve">🌐 Browse:</w:t>
-      </w:r>
-    </w:p>
-    <w:p>
-      <w:pPr>
-        <w:pStyle w:val="Compact"/>
-        <w:numPr>
-          <w:ilvl w:val="0"/>
-          <w:numId w:val="1006"/>
-        </w:numPr>
-      </w:pPr>
-      <w:r>
-        <w:t xml:space="preserve">The recent Anthropic/Pentagon dustup is relevant and interesting from a variety of dimensions.</w:t>
-      </w:r>
-    </w:p>
-    <w:p>
-      <w:pPr>
-        <w:pStyle w:val="Compact"/>
-        <w:numPr>
-          <w:ilvl w:val="1"/>
-          <w:numId w:val="1007"/>
-        </w:numPr>
-      </w:pPr>
-      <w:r>
-        <w:t xml:space="preserve">The core story:</w:t>
-      </w:r>
-    </w:p>
-    <w:p>
-      <w:pPr>
-        <w:pStyle w:val="Compact"/>
-        <w:numPr>
-          <w:ilvl w:val="2"/>
-          <w:numId w:val="1008"/>
-        </w:numPr>
-      </w:pPr>
+        <w:t xml:space="preserve">Dean Ball, 2026.</w:t>
+      </w:r>
+      <w:r>
+        <w:t xml:space="preserve"> </w:t>
+      </w:r>
       <w:r>
         <w:t xml:space="preserve">“</w:t>
       </w:r>
-      <w:hyperlink r:id="rId26">
-        <w:r>
-          <w:rPr>
-            <w:rStyle w:val="Hyperlink"/>
-          </w:rPr>
-          <w:t xml:space="preserve">Anthropic Refuses Pentagon’s Proposal to Loosen AI Guardrails</w:t>
-        </w:r>
-      </w:hyperlink>
-      <w:r>
-        <w:t xml:space="preserve">. Wall Street Journal.</w:t>
-      </w:r>
-    </w:p>
-    <w:p>
-      <w:pPr>
-        <w:pStyle w:val="Compact"/>
-        <w:numPr>
-          <w:ilvl w:val="2"/>
-          <w:numId w:val="1008"/>
-        </w:numPr>
-      </w:pPr>
-      <w:hyperlink r:id="rId27">
-        <w:r>
-          <w:rPr>
-            <w:rStyle w:val="Hyperlink"/>
-          </w:rPr>
-          <w:t xml:space="preserve">OpenAI announces Pentagon deal after Trump bans Anthropic</w:t>
-        </w:r>
-      </w:hyperlink>
-      <w:r>
-        <w:t xml:space="preserve">. NPR.</w:t>
-      </w:r>
-    </w:p>
-    <w:p>
-      <w:pPr>
-        <w:pStyle w:val="Compact"/>
-        <w:numPr>
-          <w:ilvl w:val="2"/>
-          <w:numId w:val="1008"/>
-        </w:numPr>
-      </w:pPr>
-      <w:hyperlink r:id="rId28">
-        <w:r>
-          <w:rPr>
-            <w:rStyle w:val="Hyperlink"/>
-          </w:rPr>
-          <w:t xml:space="preserve">Pentagon Officially Notifies Anthropic It Is a</w:t>
-        </w:r>
-        <w:r>
-          <w:rPr>
-            <w:rStyle w:val="Hyperlink"/>
-          </w:rPr>
-          <w:t xml:space="preserve"> </w:t>
-        </w:r>
-        <w:r>
-          <w:rPr>
-            <w:rStyle w:val="Hyperlink"/>
-          </w:rPr>
-          <w:t xml:space="preserve">‘Supply Chain Risk’</w:t>
-        </w:r>
-      </w:hyperlink>
-      <w:r>
-        <w:t xml:space="preserve">. New York Times.</w:t>
-      </w:r>
-    </w:p>
-    <w:p>
-      <w:pPr>
-        <w:pStyle w:val="Compact"/>
-        <w:numPr>
-          <w:ilvl w:val="2"/>
-          <w:numId w:val="1008"/>
-        </w:numPr>
-      </w:pPr>
-      <w:hyperlink r:id="rId29">
-        <w:r>
-          <w:rPr>
-            <w:rStyle w:val="Hyperlink"/>
-          </w:rPr>
-          <w:t xml:space="preserve">A</w:t>
-        </w:r>
-        <w:r>
-          <w:rPr>
-            <w:rStyle w:val="Hyperlink"/>
-          </w:rPr>
-          <w:t xml:space="preserve"> </w:t>
-        </w:r>
-        <w:r>
-          <w:rPr>
-            <w:rStyle w:val="Hyperlink"/>
-          </w:rPr>
-          <w:t xml:space="preserve">‘Fight About Vibes’</w:t>
-        </w:r>
-        <w:r>
-          <w:rPr>
-            <w:rStyle w:val="Hyperlink"/>
-          </w:rPr>
-          <w:t xml:space="preserve"> </w:t>
-        </w:r>
-        <w:r>
-          <w:rPr>
-            <w:rStyle w:val="Hyperlink"/>
-          </w:rPr>
-          <w:t xml:space="preserve">Drove the Pentagon’s Breakup with Anthropic</w:t>
-        </w:r>
-      </w:hyperlink>
-      <w:r>
-        <w:t xml:space="preserve">. Wall Street Journal.</w:t>
-      </w:r>
-    </w:p>
-    <w:p>
-      <w:pPr>
-        <w:pStyle w:val="Compact"/>
-        <w:numPr>
-          <w:ilvl w:val="2"/>
-          <w:numId w:val="1008"/>
-        </w:numPr>
-      </w:pPr>
-      <w:hyperlink r:id="rId30">
-        <w:r>
-          <w:rPr>
-            <w:rStyle w:val="Hyperlink"/>
-          </w:rPr>
-          <w:t xml:space="preserve">Anthropic Sues U.S. Defense Department, Pete Hegseth for Targeting the Company</w:t>
-        </w:r>
-      </w:hyperlink>
-      <w:r>
-        <w:t xml:space="preserve">. Wall Street Journal.</w:t>
-      </w:r>
-    </w:p>
-    <w:p>
-      <w:pPr>
-        <w:pStyle w:val="Compact"/>
-        <w:numPr>
-          <w:ilvl w:val="2"/>
-          <w:numId w:val="1008"/>
-        </w:numPr>
-      </w:pPr>
-      <w:hyperlink r:id="rId31">
-        <w:r>
-          <w:rPr>
-            <w:rStyle w:val="Hyperlink"/>
-          </w:rPr>
-          <w:t xml:space="preserve">A Guide to the Pentagon’s Dance With Anthropic and OpenAI</w:t>
-        </w:r>
-      </w:hyperlink>
-      <w:r>
-        <w:t xml:space="preserve">. New York Times.</w:t>
-      </w:r>
-    </w:p>
-    <w:p>
-      <w:pPr>
-        <w:pStyle w:val="Compact"/>
-        <w:numPr>
-          <w:ilvl w:val="1"/>
-          <w:numId w:val="1007"/>
-        </w:numPr>
-      </w:pPr>
-      <w:r>
-        <w:t xml:space="preserve">A counter take:</w:t>
-      </w:r>
-      <w:r>
-        <w:t xml:space="preserve"> </w:t>
-      </w:r>
-      <w:hyperlink r:id="rId32">
-        <w:r>
-          <w:rPr>
-            <w:rStyle w:val="Hyperlink"/>
-          </w:rPr>
-          <w:t xml:space="preserve">Anthropic and Alignment</w:t>
-        </w:r>
-      </w:hyperlink>
-      <w:r>
-        <w:t xml:space="preserve">, 2026. Stratechery blog.</w:t>
-      </w:r>
-    </w:p>
-    <w:p>
-      <w:pPr>
-        <w:pStyle w:val="Compact"/>
-        <w:numPr>
-          <w:ilvl w:val="1"/>
-          <w:numId w:val="1007"/>
-        </w:numPr>
-      </w:pPr>
-      <w:r>
-        <w:t xml:space="preserve">Side effects:</w:t>
-      </w:r>
-    </w:p>
-    <w:p>
-      <w:pPr>
-        <w:pStyle w:val="Compact"/>
-        <w:numPr>
-          <w:ilvl w:val="2"/>
-          <w:numId w:val="1009"/>
-        </w:numPr>
-      </w:pPr>
-      <w:hyperlink r:id="rId33">
-        <w:r>
-          <w:rPr>
-            <w:rStyle w:val="Hyperlink"/>
-          </w:rPr>
-          <w:t xml:space="preserve">The Pentagon-Anthropic Spat Is Good for China</w:t>
-        </w:r>
-      </w:hyperlink>
-      <w:r>
-        <w:t xml:space="preserve"> </w:t>
-      </w:r>
-      <w:r>
-        <w:t xml:space="preserve">Wall Street Journal.</w:t>
-      </w:r>
-    </w:p>
-    <w:p>
-      <w:pPr>
-        <w:pStyle w:val="Compact"/>
-        <w:numPr>
-          <w:ilvl w:val="2"/>
-          <w:numId w:val="1009"/>
-        </w:numPr>
-      </w:pPr>
-      <w:hyperlink r:id="rId34">
-        <w:r>
-          <w:rPr>
-            <w:rStyle w:val="Hyperlink"/>
-          </w:rPr>
-          <w:t xml:space="preserve">Anthropic’s Standoff With the Pentagon Shakes Up AI Talent Race</w:t>
-        </w:r>
-      </w:hyperlink>
-      <w:r>
-        <w:t xml:space="preserve"> </w:t>
-      </w:r>
-      <w:r>
-        <w:t xml:space="preserve">Wall Street Journal.</w:t>
-      </w:r>
-    </w:p>
-    <w:p>
-      <w:pPr>
-        <w:pStyle w:val="Compact"/>
-        <w:numPr>
-          <w:ilvl w:val="2"/>
-          <w:numId w:val="1009"/>
-        </w:numPr>
-      </w:pPr>
-      <w:hyperlink r:id="rId35">
-        <w:r>
-          <w:rPr>
-            <w:rStyle w:val="Hyperlink"/>
-          </w:rPr>
-          <w:t xml:space="preserve">OpenAI and Google employees rush to Anthropic’s defense in DOD lawsuit</w:t>
-        </w:r>
-      </w:hyperlink>
-      <w:r>
-        <w:t xml:space="preserve">. Tech Crunch.</w:t>
-      </w:r>
-    </w:p>
-    <w:p>
-      <w:pPr>
-        <w:pStyle w:val="Compact"/>
-        <w:numPr>
-          <w:ilvl w:val="2"/>
-          <w:numId w:val="1009"/>
-        </w:numPr>
-      </w:pPr>
-      <w:r>
-        <w:t xml:space="preserve">“</w:t>
-      </w:r>
-      <w:hyperlink r:id="rId36">
-        <w:r>
-          <w:rPr>
-            <w:rStyle w:val="Hyperlink"/>
-          </w:rPr>
-          <w:t xml:space="preserve">Anthropic’s AI tool Claude central to U.S. campaign in Iran, amid a bitter feud</w:t>
-        </w:r>
-      </w:hyperlink>
-      <w:r>
-        <w:t xml:space="preserve">”</w:t>
-      </w:r>
-      <w:r>
-        <w:t xml:space="preserve"> </w:t>
-      </w:r>
-      <w:r>
-        <w:t xml:space="preserve">Washington Post.</w:t>
-      </w:r>
-    </w:p>
-    <w:p>
-      <w:pPr>
-        <w:pStyle w:val="Compact"/>
-        <w:numPr>
-          <w:ilvl w:val="1"/>
-          <w:numId w:val="1007"/>
-        </w:numPr>
-      </w:pPr>
-      <w:r>
-        <w:t xml:space="preserve">Two podcasts:</w:t>
-      </w:r>
-    </w:p>
-    <w:p>
-      <w:pPr>
-        <w:pStyle w:val="Compact"/>
-        <w:numPr>
-          <w:ilvl w:val="2"/>
-          <w:numId w:val="1010"/>
-        </w:numPr>
-      </w:pPr>
-      <w:r>
-        <w:t xml:space="preserve">Dean Ball, 2026.</w:t>
-      </w:r>
-      <w:r>
-        <w:t xml:space="preserve"> </w:t>
-      </w:r>
-      <w:r>
-        <w:t xml:space="preserve">“</w:t>
-      </w:r>
-      <w:hyperlink r:id="rId37">
+      <w:hyperlink r:id="rId25">
         <w:r>
           <w:rPr>
             <w:rStyle w:val="Hyperlink"/>
@@ -689,14 +343,352 @@
       <w:r>
         <w:t xml:space="preserve"> </w:t>
       </w:r>
+      <w:hyperlink r:id="rId26">
+        <w:r>
+          <w:rPr>
+            <w:rStyle w:val="Hyperlink"/>
+          </w:rPr>
+          <w:t xml:space="preserve">Youtube link</w:t>
+        </w:r>
+      </w:hyperlink>
+    </w:p>
+    <w:bookmarkEnd w:id="27"/>
+    <w:bookmarkStart w:id="45" w:name="browse"/>
+    <w:p>
+      <w:pPr>
+        <w:pStyle w:val="Heading4"/>
+      </w:pPr>
+      <w:r>
+        <w:t xml:space="preserve">🌐 Browse:</w:t>
+      </w:r>
+    </w:p>
+    <w:p>
+      <w:pPr>
+        <w:pStyle w:val="Compact"/>
+        <w:numPr>
+          <w:ilvl w:val="0"/>
+          <w:numId w:val="1006"/>
+        </w:numPr>
+      </w:pPr>
+      <w:r>
+        <w:t xml:space="preserve">The recent Anthropic/Pentagon dustup is relevant and interesting from a variety of dimensions.</w:t>
+      </w:r>
+    </w:p>
+    <w:p>
+      <w:pPr>
+        <w:pStyle w:val="Compact"/>
+        <w:numPr>
+          <w:ilvl w:val="1"/>
+          <w:numId w:val="1007"/>
+        </w:numPr>
+      </w:pPr>
+      <w:r>
+        <w:t xml:space="preserve">The core story:</w:t>
+      </w:r>
+    </w:p>
+    <w:p>
+      <w:pPr>
+        <w:pStyle w:val="Compact"/>
+        <w:numPr>
+          <w:ilvl w:val="2"/>
+          <w:numId w:val="1008"/>
+        </w:numPr>
+      </w:pPr>
+      <w:r>
+        <w:t xml:space="preserve">“</w:t>
+      </w:r>
+      <w:hyperlink r:id="rId28">
+        <w:r>
+          <w:rPr>
+            <w:rStyle w:val="Hyperlink"/>
+          </w:rPr>
+          <w:t xml:space="preserve">Anthropic Refuses Pentagon’s Proposal to Loosen AI Guardrails</w:t>
+        </w:r>
+      </w:hyperlink>
+      <w:r>
+        <w:t xml:space="preserve">. Wall Street Journal.</w:t>
+      </w:r>
+    </w:p>
+    <w:p>
+      <w:pPr>
+        <w:pStyle w:val="Compact"/>
+        <w:numPr>
+          <w:ilvl w:val="2"/>
+          <w:numId w:val="1008"/>
+        </w:numPr>
+      </w:pPr>
+      <w:hyperlink r:id="rId29">
+        <w:r>
+          <w:rPr>
+            <w:rStyle w:val="Hyperlink"/>
+          </w:rPr>
+          <w:t xml:space="preserve">OpenAI announces Pentagon deal after Trump bans Anthropic</w:t>
+        </w:r>
+      </w:hyperlink>
+      <w:r>
+        <w:t xml:space="preserve">. NPR.</w:t>
+      </w:r>
+    </w:p>
+    <w:p>
+      <w:pPr>
+        <w:pStyle w:val="Compact"/>
+        <w:numPr>
+          <w:ilvl w:val="2"/>
+          <w:numId w:val="1008"/>
+        </w:numPr>
+      </w:pPr>
+      <w:hyperlink r:id="rId30">
+        <w:r>
+          <w:rPr>
+            <w:rStyle w:val="Hyperlink"/>
+          </w:rPr>
+          <w:t xml:space="preserve">Pentagon Officially Notifies Anthropic It Is a</w:t>
+        </w:r>
+        <w:r>
+          <w:rPr>
+            <w:rStyle w:val="Hyperlink"/>
+          </w:rPr>
+          <w:t xml:space="preserve"> </w:t>
+        </w:r>
+        <w:r>
+          <w:rPr>
+            <w:rStyle w:val="Hyperlink"/>
+          </w:rPr>
+          <w:t xml:space="preserve">‘Supply Chain Risk’</w:t>
+        </w:r>
+      </w:hyperlink>
+      <w:r>
+        <w:t xml:space="preserve">. New York Times.</w:t>
+      </w:r>
+    </w:p>
+    <w:p>
+      <w:pPr>
+        <w:pStyle w:val="Compact"/>
+        <w:numPr>
+          <w:ilvl w:val="2"/>
+          <w:numId w:val="1008"/>
+        </w:numPr>
+      </w:pPr>
+      <w:hyperlink r:id="rId31">
+        <w:r>
+          <w:rPr>
+            <w:rStyle w:val="Hyperlink"/>
+          </w:rPr>
+          <w:t xml:space="preserve">A</w:t>
+        </w:r>
+        <w:r>
+          <w:rPr>
+            <w:rStyle w:val="Hyperlink"/>
+          </w:rPr>
+          <w:t xml:space="preserve"> </w:t>
+        </w:r>
+        <w:r>
+          <w:rPr>
+            <w:rStyle w:val="Hyperlink"/>
+          </w:rPr>
+          <w:t xml:space="preserve">‘Fight About Vibes’</w:t>
+        </w:r>
+        <w:r>
+          <w:rPr>
+            <w:rStyle w:val="Hyperlink"/>
+          </w:rPr>
+          <w:t xml:space="preserve"> </w:t>
+        </w:r>
+        <w:r>
+          <w:rPr>
+            <w:rStyle w:val="Hyperlink"/>
+          </w:rPr>
+          <w:t xml:space="preserve">Drove the Pentagon’s Breakup with Anthropic</w:t>
+        </w:r>
+      </w:hyperlink>
+      <w:r>
+        <w:t xml:space="preserve">. Wall Street Journal.</w:t>
+      </w:r>
+    </w:p>
+    <w:p>
+      <w:pPr>
+        <w:pStyle w:val="Compact"/>
+        <w:numPr>
+          <w:ilvl w:val="2"/>
+          <w:numId w:val="1008"/>
+        </w:numPr>
+      </w:pPr>
+      <w:hyperlink r:id="rId32">
+        <w:r>
+          <w:rPr>
+            <w:rStyle w:val="Hyperlink"/>
+          </w:rPr>
+          <w:t xml:space="preserve">Anthropic Sues U.S. Defense Department, Pete Hegseth for Targeting the Company</w:t>
+        </w:r>
+      </w:hyperlink>
+      <w:r>
+        <w:t xml:space="preserve">. Wall Street Journal.</w:t>
+      </w:r>
+    </w:p>
+    <w:p>
+      <w:pPr>
+        <w:pStyle w:val="Compact"/>
+        <w:numPr>
+          <w:ilvl w:val="2"/>
+          <w:numId w:val="1008"/>
+        </w:numPr>
+      </w:pPr>
+      <w:hyperlink r:id="rId33">
+        <w:r>
+          <w:rPr>
+            <w:rStyle w:val="Hyperlink"/>
+          </w:rPr>
+          <w:t xml:space="preserve">A Guide to the Pentagon’s Dance With Anthropic and OpenAI</w:t>
+        </w:r>
+      </w:hyperlink>
+      <w:r>
+        <w:t xml:space="preserve">. New York Times.</w:t>
+      </w:r>
+    </w:p>
+    <w:p>
+      <w:pPr>
+        <w:pStyle w:val="Compact"/>
+        <w:numPr>
+          <w:ilvl w:val="1"/>
+          <w:numId w:val="1007"/>
+        </w:numPr>
+      </w:pPr>
+      <w:r>
+        <w:t xml:space="preserve">A counter take:</w:t>
+      </w:r>
+      <w:r>
+        <w:t xml:space="preserve"> </w:t>
+      </w:r>
+      <w:hyperlink r:id="rId34">
+        <w:r>
+          <w:rPr>
+            <w:rStyle w:val="Hyperlink"/>
+          </w:rPr>
+          <w:t xml:space="preserve">Anthropic and Alignment</w:t>
+        </w:r>
+      </w:hyperlink>
+      <w:r>
+        <w:t xml:space="preserve">, 2026. Stratechery blog.</w:t>
+      </w:r>
+    </w:p>
+    <w:p>
+      <w:pPr>
+        <w:pStyle w:val="Compact"/>
+        <w:numPr>
+          <w:ilvl w:val="1"/>
+          <w:numId w:val="1007"/>
+        </w:numPr>
+      </w:pPr>
+      <w:r>
+        <w:t xml:space="preserve">Side effects:</w:t>
+      </w:r>
+    </w:p>
+    <w:p>
+      <w:pPr>
+        <w:pStyle w:val="Compact"/>
+        <w:numPr>
+          <w:ilvl w:val="2"/>
+          <w:numId w:val="1009"/>
+        </w:numPr>
+      </w:pPr>
+      <w:hyperlink r:id="rId35">
+        <w:r>
+          <w:rPr>
+            <w:rStyle w:val="Hyperlink"/>
+          </w:rPr>
+          <w:t xml:space="preserve">The Pentagon-Anthropic Spat Is Good for China</w:t>
+        </w:r>
+      </w:hyperlink>
+      <w:r>
+        <w:t xml:space="preserve"> </w:t>
+      </w:r>
+      <w:r>
+        <w:t xml:space="preserve">Wall Street Journal.</w:t>
+      </w:r>
+    </w:p>
+    <w:p>
+      <w:pPr>
+        <w:pStyle w:val="Compact"/>
+        <w:numPr>
+          <w:ilvl w:val="2"/>
+          <w:numId w:val="1009"/>
+        </w:numPr>
+      </w:pPr>
+      <w:hyperlink r:id="rId36">
+        <w:r>
+          <w:rPr>
+            <w:rStyle w:val="Hyperlink"/>
+          </w:rPr>
+          <w:t xml:space="preserve">Anthropic’s Standoff With the Pentagon Shakes Up AI Talent Race</w:t>
+        </w:r>
+      </w:hyperlink>
+      <w:r>
+        <w:t xml:space="preserve"> </w:t>
+      </w:r>
+      <w:r>
+        <w:t xml:space="preserve">Wall Street Journal.</w:t>
+      </w:r>
+    </w:p>
+    <w:p>
+      <w:pPr>
+        <w:pStyle w:val="Compact"/>
+        <w:numPr>
+          <w:ilvl w:val="2"/>
+          <w:numId w:val="1009"/>
+        </w:numPr>
+      </w:pPr>
+      <w:hyperlink r:id="rId37">
+        <w:r>
+          <w:rPr>
+            <w:rStyle w:val="Hyperlink"/>
+          </w:rPr>
+          <w:t xml:space="preserve">OpenAI and Google employees rush to Anthropic’s defense in DOD lawsuit</w:t>
+        </w:r>
+      </w:hyperlink>
+      <w:r>
+        <w:t xml:space="preserve">. Tech Crunch.</w:t>
+      </w:r>
+    </w:p>
+    <w:p>
+      <w:pPr>
+        <w:pStyle w:val="Compact"/>
+        <w:numPr>
+          <w:ilvl w:val="2"/>
+          <w:numId w:val="1009"/>
+        </w:numPr>
+      </w:pPr>
+      <w:r>
+        <w:t xml:space="preserve">“</w:t>
+      </w:r>
       <w:hyperlink r:id="rId38">
         <w:r>
           <w:rPr>
             <w:rStyle w:val="Hyperlink"/>
           </w:rPr>
-          <w:t xml:space="preserve">Youtube link</w:t>
+          <w:t xml:space="preserve">Anthropic’s AI tool Claude central to U.S. campaign in Iran, amid a bitter feud</w:t>
         </w:r>
       </w:hyperlink>
+      <w:r>
+        <w:t xml:space="preserve">”</w:t>
+      </w:r>
+      <w:r>
+        <w:t xml:space="preserve"> </w:t>
+      </w:r>
+      <w:r>
+        <w:t xml:space="preserve">Washington Post.</w:t>
+      </w:r>
+    </w:p>
+    <w:p>
+      <w:pPr>
+        <w:pStyle w:val="Compact"/>
+        <w:numPr>
+          <w:ilvl w:val="1"/>
+          <w:numId w:val="1007"/>
+        </w:numPr>
+      </w:pPr>
+      <w:r>
+        <w:t xml:space="preserve">Two podcasts:</w:t>
+      </w:r>
     </w:p>
     <w:p>
       <w:pPr>
@@ -807,6 +799,122 @@
       </w:r>
       <w:r>
         <w:t xml:space="preserve">. The Atlantic.</w:t>
+      </w:r>
+    </w:p>
+    <w:p>
+      <w:pPr>
+        <w:pStyle w:val="Compact"/>
+        <w:numPr>
+          <w:ilvl w:val="0"/>
+          <w:numId w:val="1006"/>
+        </w:numPr>
+      </w:pPr>
+      <w:r>
+        <w:t xml:space="preserve">Some additional tidbits on China-US competition:</w:t>
+      </w:r>
+    </w:p>
+    <w:p>
+      <w:pPr>
+        <w:pStyle w:val="Compact"/>
+        <w:numPr>
+          <w:ilvl w:val="1"/>
+          <w:numId w:val="1011"/>
+        </w:numPr>
+      </w:pPr>
+      <w:r>
+        <w:t xml:space="preserve">“</w:t>
+      </w:r>
+      <w:hyperlink r:id="rId43">
+        <w:r>
+          <w:rPr>
+            <w:rStyle w:val="Hyperlink"/>
+          </w:rPr>
+          <w:t xml:space="preserve">AI experts return from China stunned: The U.S. grid is so weak, the race may already be over</w:t>
+        </w:r>
+      </w:hyperlink>
+      <w:r>
+        <w:t xml:space="preserve">”</w:t>
+      </w:r>
+      <w:r>
+        <w:t xml:space="preserve">. Fortune.</w:t>
+      </w:r>
+    </w:p>
+    <w:p>
+      <w:pPr>
+        <w:pStyle w:val="Compact"/>
+        <w:numPr>
+          <w:ilvl w:val="1"/>
+          <w:numId w:val="1011"/>
+        </w:numPr>
+      </w:pPr>
+      <w:r>
+        <w:t xml:space="preserve">“</w:t>
+      </w:r>
+      <w:hyperlink r:id="rId44">
+        <w:r>
+          <w:rPr>
+            <w:rStyle w:val="Hyperlink"/>
+          </w:rPr>
+          <w:t xml:space="preserve">China’s Rare Earth Restrictions Aim to Beat U.S. at Its Own Game</w:t>
+        </w:r>
+      </w:hyperlink>
+      <w:r>
+        <w:t xml:space="preserve">”</w:t>
+      </w:r>
+      <w:r>
+        <w:t xml:space="preserve"> </w:t>
+      </w:r>
+      <w:r>
+        <w:t xml:space="preserve">NYTimes.</w:t>
+      </w:r>
+    </w:p>
+    <w:bookmarkEnd w:id="45"/>
+    <w:bookmarkStart w:id="50" w:name="additional-resources"/>
+    <w:p>
+      <w:pPr>
+        <w:pStyle w:val="Heading4"/>
+      </w:pPr>
+      <w:r>
+        <w:t xml:space="preserve">📚 Additional Resources</w:t>
+      </w:r>
+    </w:p>
+    <w:p>
+      <w:pPr>
+        <w:pStyle w:val="Compact"/>
+        <w:numPr>
+          <w:ilvl w:val="0"/>
+          <w:numId w:val="1012"/>
+        </w:numPr>
+      </w:pPr>
+      <w:r>
+        <w:t xml:space="preserve">Himmelreich, 2019.</w:t>
+      </w:r>
+      <w:r>
+        <w:t xml:space="preserve"> </w:t>
+      </w:r>
+      <w:r>
+        <w:t xml:space="preserve">“</w:t>
+      </w:r>
+      <w:hyperlink r:id="rId46">
+        <w:r>
+          <w:rPr>
+            <w:rStyle w:val="Hyperlink"/>
+          </w:rPr>
+          <w:t xml:space="preserve">Responsibilty for Killer Robots</w:t>
+        </w:r>
+      </w:hyperlink>
+      <w:r>
+        <w:t xml:space="preserve">”</w:t>
+      </w:r>
+      <w:r>
+        <w:t xml:space="preserve"> </w:t>
+      </w:r>
+      <w:r>
+        <w:rPr>
+          <w:i/>
+          <w:iCs/>
+        </w:rPr>
+        <w:t xml:space="preserve">Ethical Theory and Moral Practice</w:t>
       </w:r>
     </w:p>
     <w:tbl>
@@ -850,18 +958,18 @@
                 <wp:inline>
                   <wp:extent cx="152400" cy="152400"/>
                   <wp:effectExtent b="0" l="0" r="0" t="0"/>
-                  <wp:docPr descr="" title="" id="44" name="Picture"/>
+                  <wp:docPr descr="" title="" id="48" name="Picture"/>
                   <a:graphic>
                     <a:graphicData uri="http://schemas.openxmlformats.org/drawingml/2006/picture">
                       <pic:pic>
                         <pic:nvPicPr>
-                          <pic:cNvPr descr="/opt/quarto/share/formats/docx/tip.png" id="45" name="Picture"/>
+                          <pic:cNvPr descr="/opt/quarto/share/formats/docx/tip.png" id="49" name="Picture"/>
                           <pic:cNvPicPr>
                             <a:picLocks noChangeArrowheads="1" noChangeAspect="1"/>
                           </pic:cNvPicPr>
                         </pic:nvPicPr>
                         <pic:blipFill>
-                          <a:blip r:embed="rId43"/>
+                          <a:blip r:embed="rId47"/>
                           <a:stretch>
                             <a:fillRect/>
                           </a:stretch>
@@ -915,7 +1023,7 @@
               <w:pStyle w:val="Compact"/>
               <w:numPr>
                 <w:ilvl w:val="0"/>
-                <w:numId w:val="1011"/>
+                <w:numId w:val="1013"/>
               </w:numPr>
             </w:pPr>
             <w:r>
@@ -951,7 +1059,7 @@
               <w:pStyle w:val="Compact"/>
               <w:numPr>
                 <w:ilvl w:val="0"/>
-                <w:numId w:val="1011"/>
+                <w:numId w:val="1013"/>
               </w:numPr>
             </w:pPr>
             <w:r>
@@ -969,7 +1077,7 @@
               <w:pStyle w:val="Compact"/>
               <w:numPr>
                 <w:ilvl w:val="0"/>
-                <w:numId w:val="1011"/>
+                <w:numId w:val="1013"/>
               </w:numPr>
             </w:pPr>
             <w:r>
@@ -986,7 +1094,7 @@
         </w:tc>
       </w:tr>
     </w:tbl>
-    <w:bookmarkEnd w:id="46"/>
+    <w:bookmarkEnd w:id="50"/>
     <w:sectPr>
       <w:footnotePr>
         <w:numRestart w:val="eachSect"/>
@@ -1234,6 +1342,12 @@
     <w:abstractNumId w:val="991"/>
   </w:num>
   <w:num w:numId="1011">
+    <w:abstractNumId w:val="991"/>
+  </w:num>
+  <w:num w:numId="1012">
+    <w:abstractNumId w:val="991"/>
+  </w:num>
+  <w:num w:numId="1013">
     <w:abstractNumId w:val="991"/>
   </w:num>
 </w:numbering>

--- a/content/w91.docx
+++ b/content/w91.docx
@@ -34,7 +34,7 @@
         <w:t xml:space="preserve">S2026</w:t>
       </w:r>
     </w:p>
-    <w:bookmarkStart w:id="20" w:name="reorienting-and-taking-stock"/>
+    <w:bookmarkStart w:id="9" w:name="reorienting-and-taking-stock"/>
     <w:p>
       <w:pPr>
         <w:pStyle w:val="Heading4"/>
@@ -125,8 +125,8 @@
         <w:t xml:space="preserve">need policy, and what areas of AI most call out for intervention or support?</w:t>
       </w:r>
     </w:p>
-    <w:bookmarkEnd w:id="20"/>
-    <w:bookmarkStart w:id="21" w:name="think"/>
+    <w:bookmarkEnd w:id="9"/>
+    <w:bookmarkStart w:id="10" w:name="think"/>
     <w:p>
       <w:pPr>
         <w:pStyle w:val="Heading4"/>
@@ -195,8 +195,8 @@
         <w:t xml:space="preserve">countries? Are they like defense contractors? Should the government have a special role in controlling AI technology and approving AI military technology sales?</w:t>
       </w:r>
     </w:p>
-    <w:bookmarkEnd w:id="21"/>
-    <w:bookmarkStart w:id="24" w:name="read"/>
+    <w:bookmarkEnd w:id="10"/>
+    <w:bookmarkStart w:id="13" w:name="read"/>
     <w:p>
       <w:pPr>
         <w:pStyle w:val="Heading4"/>
@@ -222,7 +222,7 @@
       <w:r>
         <w:t xml:space="preserve">“</w:t>
       </w:r>
-      <w:hyperlink r:id="rId22">
+      <w:hyperlink r:id="rId11">
         <w:r>
           <w:rPr>
             <w:rStyle w:val="Hyperlink"/>
@@ -255,7 +255,7 @@
           <w:numId w:val="1004"/>
         </w:numPr>
       </w:pPr>
-      <w:hyperlink r:id="rId23">
+      <w:hyperlink r:id="rId12">
         <w:r>
           <w:rPr>
             <w:rStyle w:val="Hyperlink"/>
@@ -276,8 +276,8 @@
         <w:t xml:space="preserve">Make sure to be familiar with the Anthropic/Department of Defense story for class discussion (see possible sources below).</w:t>
       </w:r>
     </w:p>
-    <w:bookmarkEnd w:id="24"/>
-    <w:bookmarkStart w:id="27" w:name="listen"/>
+    <w:bookmarkEnd w:id="13"/>
+    <w:bookmarkStart w:id="16" w:name="listen"/>
     <w:p>
       <w:pPr>
         <w:pStyle w:val="Heading4"/>
@@ -313,7 +313,7 @@
       <w:r>
         <w:t xml:space="preserve">“</w:t>
       </w:r>
-      <w:hyperlink r:id="rId25">
+      <w:hyperlink r:id="rId14">
         <w:r>
           <w:rPr>
             <w:rStyle w:val="Hyperlink"/>
@@ -343,7 +343,7 @@
       <w:r>
         <w:t xml:space="preserve"> </w:t>
       </w:r>
-      <w:hyperlink r:id="rId26">
+      <w:hyperlink r:id="rId15">
         <w:r>
           <w:rPr>
             <w:rStyle w:val="Hyperlink"/>
@@ -352,8 +352,8 @@
         </w:r>
       </w:hyperlink>
     </w:p>
-    <w:bookmarkEnd w:id="27"/>
-    <w:bookmarkStart w:id="45" w:name="browse"/>
+    <w:bookmarkEnd w:id="16"/>
+    <w:bookmarkStart w:id="34" w:name="browse"/>
     <w:p>
       <w:pPr>
         <w:pStyle w:val="Heading4"/>
@@ -397,7 +397,7 @@
       <w:r>
         <w:t xml:space="preserve">“</w:t>
       </w:r>
-      <w:hyperlink r:id="rId28">
+      <w:hyperlink r:id="rId17">
         <w:r>
           <w:rPr>
             <w:rStyle w:val="Hyperlink"/>
@@ -417,7 +417,7 @@
           <w:numId w:val="1008"/>
         </w:numPr>
       </w:pPr>
-      <w:hyperlink r:id="rId29">
+      <w:hyperlink r:id="rId18">
         <w:r>
           <w:rPr>
             <w:rStyle w:val="Hyperlink"/>
@@ -437,28 +437,36 @@
           <w:numId w:val="1008"/>
         </w:numPr>
       </w:pPr>
-      <w:hyperlink r:id="rId30">
+      <w:hyperlink r:id="rId19">
         <w:r>
           <w:rPr>
             <w:rStyle w:val="Hyperlink"/>
           </w:rPr>
-          <w:t xml:space="preserve">Pentagon Officially Notifies Anthropic It Is a</w:t>
+          <w:t xml:space="preserve">Pentagon Officially Notifies Anthropic It Is a ‘Supply Chain Risk’</w:t>
         </w:r>
+      </w:hyperlink>
+      <w:r>
+        <w:t xml:space="preserve">. New York Times.</w:t>
+      </w:r>
+    </w:p>
+    <w:p>
+      <w:pPr>
+        <w:pStyle w:val="Compact"/>
+        <w:numPr>
+          <w:ilvl w:val="2"/>
+          <w:numId w:val="1008"/>
+        </w:numPr>
+      </w:pPr>
+      <w:hyperlink r:id="rId20">
         <w:r>
           <w:rPr>
             <w:rStyle w:val="Hyperlink"/>
           </w:rPr>
-          <w:t xml:space="preserve"> </w:t>
-        </w:r>
-        <w:r>
-          <w:rPr>
-            <w:rStyle w:val="Hyperlink"/>
-          </w:rPr>
-          <w:t xml:space="preserve">‘Supply Chain Risk’</w:t>
+          <w:t xml:space="preserve">A ‘Fight About Vibes’ Drove the Pentagon’s Breakup with Anthropic</w:t>
         </w:r>
       </w:hyperlink>
       <w:r>
-        <w:t xml:space="preserve">. New York Times.</w:t>
+        <w:t xml:space="preserve">. Wall Street Journal.</w:t>
       </w:r>
     </w:p>
     <w:p>
@@ -469,51 +477,7 @@
           <w:numId w:val="1008"/>
         </w:numPr>
       </w:pPr>
-      <w:hyperlink r:id="rId31">
-        <w:r>
-          <w:rPr>
-            <w:rStyle w:val="Hyperlink"/>
-          </w:rPr>
-          <w:t xml:space="preserve">A</w:t>
-        </w:r>
-        <w:r>
-          <w:rPr>
-            <w:rStyle w:val="Hyperlink"/>
-          </w:rPr>
-          <w:t xml:space="preserve"> </w:t>
-        </w:r>
-        <w:r>
-          <w:rPr>
-            <w:rStyle w:val="Hyperlink"/>
-          </w:rPr>
-          <w:t xml:space="preserve">‘Fight About Vibes’</w:t>
-        </w:r>
-        <w:r>
-          <w:rPr>
-            <w:rStyle w:val="Hyperlink"/>
-          </w:rPr>
-          <w:t xml:space="preserve"> </w:t>
-        </w:r>
-        <w:r>
-          <w:rPr>
-            <w:rStyle w:val="Hyperlink"/>
-          </w:rPr>
-          <w:t xml:space="preserve">Drove the Pentagon’s Breakup with Anthropic</w:t>
-        </w:r>
-      </w:hyperlink>
-      <w:r>
-        <w:t xml:space="preserve">. Wall Street Journal.</w:t>
-      </w:r>
-    </w:p>
-    <w:p>
-      <w:pPr>
-        <w:pStyle w:val="Compact"/>
-        <w:numPr>
-          <w:ilvl w:val="2"/>
-          <w:numId w:val="1008"/>
-        </w:numPr>
-      </w:pPr>
-      <w:hyperlink r:id="rId32">
+      <w:hyperlink r:id="rId21">
         <w:r>
           <w:rPr>
             <w:rStyle w:val="Hyperlink"/>
@@ -533,7 +497,7 @@
           <w:numId w:val="1008"/>
         </w:numPr>
       </w:pPr>
-      <w:hyperlink r:id="rId33">
+      <w:hyperlink r:id="rId22">
         <w:r>
           <w:rPr>
             <w:rStyle w:val="Hyperlink"/>
@@ -559,7 +523,7 @@
       <w:r>
         <w:t xml:space="preserve"> </w:t>
       </w:r>
-      <w:hyperlink r:id="rId34">
+      <w:hyperlink r:id="rId23">
         <w:r>
           <w:rPr>
             <w:rStyle w:val="Hyperlink"/>
@@ -591,7 +555,7 @@
           <w:numId w:val="1009"/>
         </w:numPr>
       </w:pPr>
-      <w:hyperlink r:id="rId35">
+      <w:hyperlink r:id="rId24">
         <w:r>
           <w:rPr>
             <w:rStyle w:val="Hyperlink"/>
@@ -614,7 +578,7 @@
           <w:numId w:val="1009"/>
         </w:numPr>
       </w:pPr>
-      <w:hyperlink r:id="rId36">
+      <w:hyperlink r:id="rId25">
         <w:r>
           <w:rPr>
             <w:rStyle w:val="Hyperlink"/>
@@ -637,7 +601,7 @@
           <w:numId w:val="1009"/>
         </w:numPr>
       </w:pPr>
-      <w:hyperlink r:id="rId37">
+      <w:hyperlink r:id="rId26">
         <w:r>
           <w:rPr>
             <w:rStyle w:val="Hyperlink"/>
@@ -660,7 +624,7 @@
       <w:r>
         <w:t xml:space="preserve">“</w:t>
       </w:r>
-      <w:hyperlink r:id="rId38">
+      <w:hyperlink r:id="rId27">
         <w:r>
           <w:rPr>
             <w:rStyle w:val="Hyperlink"/>
@@ -707,7 +671,7 @@
       <w:r>
         <w:t xml:space="preserve">“</w:t>
       </w:r>
-      <w:hyperlink r:id="rId39">
+      <w:hyperlink r:id="rId28">
         <w:r>
           <w:rPr>
             <w:rStyle w:val="Hyperlink"/>
@@ -740,7 +704,7 @@
       <w:r>
         <w:t xml:space="preserve"> </w:t>
       </w:r>
-      <w:hyperlink r:id="rId40">
+      <w:hyperlink r:id="rId29">
         <w:r>
           <w:rPr>
             <w:rStyle w:val="Hyperlink"/>
@@ -760,7 +724,7 @@
       <w:r>
         <w:t xml:space="preserve">“</w:t>
       </w:r>
-      <w:hyperlink r:id="rId41">
+      <w:hyperlink r:id="rId30">
         <w:r>
           <w:rPr>
             <w:rStyle w:val="Hyperlink"/>
@@ -786,7 +750,7 @@
       <w:r>
         <w:t xml:space="preserve">“</w:t>
       </w:r>
-      <w:hyperlink r:id="rId42">
+      <w:hyperlink r:id="rId31">
         <w:r>
           <w:rPr>
             <w:rStyle w:val="Hyperlink"/>
@@ -824,7 +788,7 @@
       <w:r>
         <w:t xml:space="preserve">“</w:t>
       </w:r>
-      <w:hyperlink r:id="rId43">
+      <w:hyperlink r:id="rId32">
         <w:r>
           <w:rPr>
             <w:rStyle w:val="Hyperlink"/>
@@ -850,7 +814,7 @@
       <w:r>
         <w:t xml:space="preserve">“</w:t>
       </w:r>
-      <w:hyperlink r:id="rId44">
+      <w:hyperlink r:id="rId33">
         <w:r>
           <w:rPr>
             <w:rStyle w:val="Hyperlink"/>
@@ -868,8 +832,8 @@
         <w:t xml:space="preserve">NYTimes.</w:t>
       </w:r>
     </w:p>
-    <w:bookmarkEnd w:id="45"/>
-    <w:bookmarkStart w:id="50" w:name="additional-resources"/>
+    <w:bookmarkEnd w:id="34"/>
+    <w:bookmarkStart w:id="39" w:name="additional-resources"/>
     <w:p>
       <w:pPr>
         <w:pStyle w:val="Heading4"/>
@@ -895,7 +859,7 @@
       <w:r>
         <w:t xml:space="preserve">“</w:t>
       </w:r>
-      <w:hyperlink r:id="rId46">
+      <w:hyperlink r:id="rId35">
         <w:r>
           <w:rPr>
             <w:rStyle w:val="Hyperlink"/>
@@ -958,18 +922,18 @@
                 <wp:inline>
                   <wp:extent cx="152400" cy="152400"/>
                   <wp:effectExtent b="0" l="0" r="0" t="0"/>
-                  <wp:docPr descr="" title="" id="48" name="Picture"/>
+                  <wp:docPr descr="" title="" id="37" name="Picture"/>
                   <a:graphic>
                     <a:graphicData uri="http://schemas.openxmlformats.org/drawingml/2006/picture">
                       <pic:pic>
                         <pic:nvPicPr>
-                          <pic:cNvPr descr="/opt/quarto/share/formats/docx/tip.png" id="49" name="Picture"/>
+                          <pic:cNvPr descr="/opt/quarto/share/formats/docx/tip.png" id="38" name="Picture"/>
                           <pic:cNvPicPr>
                             <a:picLocks noChangeArrowheads="1" noChangeAspect="1"/>
                           </pic:cNvPicPr>
                         </pic:nvPicPr>
                         <pic:blipFill>
-                          <a:blip r:embed="rId47"/>
+                          <a:blip r:embed="rId36"/>
                           <a:stretch>
                             <a:fillRect/>
                           </a:stretch>
@@ -1094,7 +1058,7 @@
         </w:tc>
       </w:tr>
     </w:tbl>
-    <w:bookmarkEnd w:id="50"/>
+    <w:bookmarkEnd w:id="39"/>
     <w:sectPr>
       <w:footnotePr>
         <w:numRestart w:val="eachSect"/>
@@ -1358,10 +1322,10 @@
   <w:docDefaults>
     <w:rPrDefault>
       <w:rPr>
-        <w:rFonts w:asciiTheme="minorHAnsi" w:cstheme="minorBidi" w:eastAsiaTheme="minorHAnsi" w:hAnsiTheme="minorHAnsi"/>
+        <w:rFonts w:asciiTheme="minorHAnsi" w:cstheme="minorBidi" w:eastAsiaTheme="minorEastAsia" w:hAnsiTheme="minorHAnsi"/>
         <w:sz w:val="24"/>
         <w:szCs w:val="24"/>
-        <w:lang w:bidi="ar-SA" w:eastAsia="en-US" w:val="en-US"/>
+        <w:lang w:bidi="ar-SA" w:eastAsia="zh-CN" w:val="en-US"/>
       </w:rPr>
     </w:rPrDefault>
     <w:pPrDefault>
@@ -1902,13 +1866,6 @@
       </w:tblCellMar>
     </w:tblPr>
     <w:tblStylePr w:type="firstRow">
-      <w:tblPr>
-        <w:jc w:val="left"/>
-        <w:tblInd w:type="dxa" w:w="0"/>
-      </w:tblPr>
-      <w:trPr>
-        <w:jc w:val="left"/>
-      </w:trPr>
       <w:tcPr>
         <w:tcBorders>
           <w:bottom w:val="single"/>
